--- a/docs/APS-Design-Automation.docx
+++ b/docs/APS-Design-Automation.docx
@@ -26,10 +26,10 @@
       <w:r>
         <w:rPr>
           <w:color w:val="1F2937"/>
-          <w:sz w:val="26"/>
-          <w:szCs w:val="26"/>
-        </w:rPr>
-        <w:t xml:space="preserve">Filtrage des systèmes CVCD — version APS Design Automation</w:t>
+          <w:sz w:val="24"/>
+          <w:szCs w:val="24"/>
+        </w:rPr>
+        <w:t xml:space="preserve">Version APS Design Automation — export d'inventaire des systèmes</w:t>
       </w:r>
     </w:p>
     <w:p>
@@ -45,7 +45,7 @@
           <w:sz w:val="22"/>
           <w:szCs w:val="22"/>
         </w:rPr>
-        <w:t xml:space="preserve">Fonctionnement et fonctionnalités déployées</w:t>
+        <w:t xml:space="preserve">Fonctionnement et schéma de sortie JSON</w:t>
       </w:r>
     </w:p>
     <w:p>
@@ -106,28 +106,7 @@
           <w:sz w:val="21"/>
           <w:szCs w:val="21"/>
         </w:rPr>
-        <w:t xml:space="preserve">Revit System Filter est la refonte de l'outil historique « PSY Verif SYS » (Revit 2021). </w:t>
-      </w:r>
-      <w:r>
-        <w:rPr>
-          <w:color w:val="1F2937"/>
-          <w:sz w:val="21"/>
-          <w:szCs w:val="21"/>
-        </w:rPr>
-        <w:t xml:space="preserve">Il permet de vérifier le cheminement des réseaux fluides CVCD en n'affichant, dans une vue 3D, que les réseaux et équipements rattachés aux systèmes sélectionnés par l'utilisateur.</w:t>
-      </w:r>
-    </w:p>
-    <w:p>
-      <w:pPr>
-        <w:spacing w:after="120"/>
-      </w:pPr>
-      <w:r>
-        <w:rPr>
-          <w:color w:val="1F2937"/>
-          <w:sz w:val="21"/>
-          <w:szCs w:val="21"/>
-        </w:rPr>
-        <w:t xml:space="preserve">La solution a été réarchitecturée pour séparer strictement la logique métier de l'interface. </w:t>
+        <w:t xml:space="preserve">Revit System Filter est la refonte de l'outil « PSY Verif SYS » (Revit 2021). </w:t>
       </w:r>
       <w:r>
         <w:rPr>
@@ -137,7 +116,7 @@
           <w:sz w:val="21"/>
           <w:szCs w:val="21"/>
         </w:rPr>
-        <w:t xml:space="preserve">Toute la logique vit dans une couche de services sans dépendance à l'interface, ce qui permet de l'utiliser de deux façons :</w:t>
+        <w:t xml:space="preserve">Toute la logique métier vit dans une couche de services sans dépendance à l'interface, exploitée de deux façons :</w:t>
       </w:r>
     </w:p>
     <w:p>
@@ -155,7 +134,7 @@
           <w:sz w:val="21"/>
           <w:szCs w:val="21"/>
         </w:rPr>
-        <w:t xml:space="preserve">dans un </w:t>
+        <w:t xml:space="preserve">un </w:t>
       </w:r>
       <w:r>
         <w:rPr>
@@ -173,7 +152,7 @@
           <w:sz w:val="21"/>
           <w:szCs w:val="21"/>
         </w:rPr>
-        <w:t xml:space="preserve"> (interface WPF dans Revit) ;</w:t>
+        <w:t xml:space="preserve"> (interface WPF dans Revit) qui filtre une vue 3D selon les systèmes sélectionnés ;</w:t>
       </w:r>
     </w:p>
     <w:p>
@@ -191,7 +170,7 @@
           <w:sz w:val="21"/>
           <w:szCs w:val="21"/>
         </w:rPr>
-        <w:t xml:space="preserve">en </w:t>
+        <w:t xml:space="preserve">une </w:t>
       </w:r>
       <w:r>
         <w:rPr>
@@ -201,15 +180,15 @@
           <w:sz w:val="21"/>
           <w:szCs w:val="21"/>
         </w:rPr>
-        <w:t xml:space="preserve">traitement automatisé headless</w:t>
-      </w:r>
-      <w:r>
-        <w:rPr>
-          <w:color w:val="1F2937"/>
-          <w:sz w:val="21"/>
-          <w:szCs w:val="21"/>
-        </w:rPr>
-        <w:t xml:space="preserve"> via APS Design Automation for Revit (Revit exécuté dans le cloud, sans interface).</w:t>
+        <w:t xml:space="preserve">exécution headless APS Design Automation</w:t>
+      </w:r>
+      <w:r>
+        <w:rPr>
+          <w:color w:val="1F2937"/>
+          <w:sz w:val="21"/>
+          <w:szCs w:val="21"/>
+        </w:rPr>
+        <w:t xml:space="preserve"> qui exporte l'inventaire complet des systèmes du modèle en JSON.</w:t>
       </w:r>
     </w:p>
     <w:p>
@@ -249,19 +228,6 @@
           <w:szCs w:val="30"/>
         </w:rPr>
         <w:t xml:space="preserve">2. Architecture</w:t>
-      </w:r>
-    </w:p>
-    <w:p>
-      <w:pPr>
-        <w:spacing w:after="120"/>
-      </w:pPr>
-      <w:r>
-        <w:rPr>
-          <w:color w:val="1F2937"/>
-          <w:sz w:val="21"/>
-          <w:szCs w:val="21"/>
-        </w:rPr>
-        <w:t xml:space="preserve">La solution est composée de trois projets :</w:t>
       </w:r>
     </w:p>
     <w:tbl>
@@ -375,8 +341,8 @@
             <w:r>
               <w:rPr>
                 <w:color w:val="1F2937"/>
-                <w:sz w:val="19"/>
-                <w:szCs w:val="19"/>
+                <w:sz w:val="18"/>
+                <w:szCs w:val="18"/>
               </w:rPr>
               <w:t xml:space="preserve">Egis.Revit.SystemFilter.Core</w:t>
             </w:r>
@@ -397,10 +363,10 @@
             <w:r>
               <w:rPr>
                 <w:color w:val="1F2937"/>
-                <w:sz w:val="19"/>
-                <w:szCs w:val="19"/>
-              </w:rPr>
-              <w:t xml:space="preserve">Modèles, abstractions et services métier (résolution du lien CVC, inventaire, filtres, vues). Aucune dépendance à l'interface.</w:t>
+                <w:sz w:val="18"/>
+                <w:szCs w:val="18"/>
+              </w:rPr>
+              <w:t xml:space="preserve">Services métier : filtrage de vue ET export d'inventaire. Aucune dépendance à l'interface.</w:t>
             </w:r>
           </w:p>
         </w:tc>
@@ -419,8 +385,8 @@
             <w:r>
               <w:rPr>
                 <w:color w:val="1F2937"/>
-                <w:sz w:val="19"/>
-                <w:szCs w:val="19"/>
+                <w:sz w:val="18"/>
+                <w:szCs w:val="18"/>
               </w:rPr>
               <w:t xml:space="preserve">RevitAPI</w:t>
             </w:r>
@@ -443,8 +409,8 @@
             <w:r>
               <w:rPr>
                 <w:color w:val="1F2937"/>
-                <w:sz w:val="19"/>
-                <w:szCs w:val="19"/>
+                <w:sz w:val="18"/>
+                <w:szCs w:val="18"/>
               </w:rPr>
               <w:t xml:space="preserve">Egis.Revit.SystemFilter.AddIn</w:t>
             </w:r>
@@ -465,10 +431,10 @@
             <w:r>
               <w:rPr>
                 <w:color w:val="1F2937"/>
-                <w:sz w:val="19"/>
-                <w:szCs w:val="19"/>
-              </w:rPr>
-              <w:t xml:space="preserve">Add-in interactif : ruban, commande, fenêtre WPF et ViewModels (MVVM).</w:t>
+                <w:sz w:val="18"/>
+                <w:szCs w:val="18"/>
+              </w:rPr>
+              <w:t xml:space="preserve">Add-in interactif : ruban, commande, fenêtre WPF (MVVM).</w:t>
             </w:r>
           </w:p>
         </w:tc>
@@ -487,8 +453,8 @@
             <w:r>
               <w:rPr>
                 <w:color w:val="1F2937"/>
-                <w:sz w:val="19"/>
-                <w:szCs w:val="19"/>
+                <w:sz w:val="18"/>
+                <w:szCs w:val="18"/>
               </w:rPr>
               <w:t xml:space="preserve">Core, RevitAPI(UI), WPF</w:t>
             </w:r>
@@ -511,8 +477,8 @@
             <w:r>
               <w:rPr>
                 <w:color w:val="1F2937"/>
-                <w:sz w:val="19"/>
-                <w:szCs w:val="19"/>
+                <w:sz w:val="18"/>
+                <w:szCs w:val="18"/>
               </w:rPr>
               <w:t xml:space="preserve">Egis.Revit.SystemFilter.DesignAutomation</w:t>
             </w:r>
@@ -533,10 +499,10 @@
             <w:r>
               <w:rPr>
                 <w:color w:val="1F2937"/>
-                <w:sz w:val="19"/>
-                <w:szCs w:val="19"/>
-              </w:rPr>
-              <w:t xml:space="preserve">Façade headless exécutant les services Core dans APS Design Automation.</w:t>
+                <w:sz w:val="18"/>
+                <w:szCs w:val="18"/>
+              </w:rPr>
+              <w:t xml:space="preserve">Façade headless : export d'inventaire JSON via APS Design Automation.</w:t>
             </w:r>
           </w:p>
         </w:tc>
@@ -555,8 +521,8 @@
             <w:r>
               <w:rPr>
                 <w:color w:val="1F2937"/>
-                <w:sz w:val="19"/>
-                <w:szCs w:val="19"/>
+                <w:sz w:val="18"/>
+                <w:szCs w:val="18"/>
               </w:rPr>
               <w:t xml:space="preserve">Core, RevitAPI, DesignAutomationBridge</w:t>
             </w:r>
@@ -581,15 +547,15 @@
           <w:sz w:val="21"/>
           <w:szCs w:val="21"/>
         </w:rPr>
-        <w:t xml:space="preserve">Principe directeur : </w:t>
-      </w:r>
-      <w:r>
-        <w:rPr>
-          <w:color w:val="1F2937"/>
-          <w:sz w:val="21"/>
-          <w:szCs w:val="21"/>
-        </w:rPr>
-        <w:t xml:space="preserve">l'add-in interactif et la version Design Automation sont deux « façades » qui appellent exactement les mêmes services. La logique de filtrage n'est écrite qu'une seule fois.</w:t>
+        <w:t xml:space="preserve">Principe : </w:t>
+      </w:r>
+      <w:r>
+        <w:rPr>
+          <w:color w:val="1F2937"/>
+          <w:sz w:val="21"/>
+          <w:szCs w:val="21"/>
+        </w:rPr>
+        <w:t xml:space="preserve">l'add-in et la version Design Automation appellent les mêmes services Core. La version APS utilise le service d'inventaire.</w:t>
       </w:r>
     </w:p>
     <w:p>
@@ -605,7 +571,56 @@
           <w:sz w:val="30"/>
           <w:szCs w:val="30"/>
         </w:rPr>
-        <w:t xml:space="preserve">3. Fonctionnalités déployées aujourd'hui</w:t>
+        <w:t xml:space="preserve">3. Fonctionnement de la version APS Design Automation</w:t>
+      </w:r>
+    </w:p>
+    <w:p>
+      <w:pPr>
+        <w:spacing w:after="120"/>
+      </w:pPr>
+      <w:r>
+        <w:rPr>
+          <w:color w:val="1F2937"/>
+          <w:sz w:val="21"/>
+          <w:szCs w:val="21"/>
+        </w:rPr>
+        <w:t xml:space="preserve">APS Design Automation exécute Revit </w:t>
+      </w:r>
+      <w:r>
+        <w:rPr>
+          <w:b/>
+          <w:bCs/>
+          <w:color w:val="1F2937"/>
+          <w:sz w:val="21"/>
+          <w:szCs w:val="21"/>
+        </w:rPr>
+        <w:t xml:space="preserve">sans interface, dans le cloud Autodesk</w:t>
+      </w:r>
+      <w:r>
+        <w:rPr>
+          <w:color w:val="1F2937"/>
+          <w:sz w:val="21"/>
+          <w:szCs w:val="21"/>
+        </w:rPr>
+        <w:t xml:space="preserve">. Contrairement à l'add-in, la version headless </w:t>
+      </w:r>
+      <w:r>
+        <w:rPr>
+          <w:b/>
+          <w:bCs/>
+          <w:color w:val="1F2937"/>
+          <w:sz w:val="21"/>
+          <w:szCs w:val="21"/>
+        </w:rPr>
+        <w:t xml:space="preserve">ne reçoit aucune sélection</w:t>
+      </w:r>
+      <w:r>
+        <w:rPr>
+          <w:color w:val="1F2937"/>
+          <w:sz w:val="21"/>
+          <w:szCs w:val="21"/>
+        </w:rPr>
+        <w:t xml:space="preserve"> : au démarrage, elle parcourt tous les systèmes du modèle, remonte les éléments de chaque système (via l'appartenance native du réseau) et écrit un JSON normalisé.</w:t>
       </w:r>
     </w:p>
     <w:p>
@@ -621,7 +636,1748 @@
           <w:sz w:val="24"/>
           <w:szCs w:val="24"/>
         </w:rPr>
-        <w:t xml:space="preserve">3.1 Add-in interactif (dans Revit)</w:t>
+        <w:t xml:space="preserve">3.1 Flux d'exécution</w:t>
+      </w:r>
+    </w:p>
+    <w:p>
+      <w:pPr>
+        <w:pStyle w:val="ListParagraph"/>
+        <w:numPr>
+          <w:ilvl w:val="0"/>
+          <w:numId w:val="3"/>
+        </w:numPr>
+        <w:spacing w:after="60"/>
+      </w:pPr>
+      <w:r>
+        <w:rPr>
+          <w:color w:val="1F2937"/>
+          <w:sz w:val="21"/>
+          <w:szCs w:val="21"/>
+        </w:rPr>
+        <w:t xml:space="preserve">Le moteur déclenche DesignAutomationReadyEvent, capté par SystemFilterDbApplication.</w:t>
+      </w:r>
+    </w:p>
+    <w:p>
+      <w:pPr>
+        <w:pStyle w:val="ListParagraph"/>
+        <w:numPr>
+          <w:ilvl w:val="0"/>
+          <w:numId w:val="3"/>
+        </w:numPr>
+        <w:spacing w:after="60"/>
+      </w:pPr>
+      <w:r>
+        <w:rPr>
+          <w:color w:val="1F2937"/>
+          <w:sz w:val="21"/>
+          <w:szCs w:val="21"/>
+        </w:rPr>
+        <w:t xml:space="preserve">Les options facultatives sont lues depuis options.json (sinon : tous les réseaux).</w:t>
+      </w:r>
+    </w:p>
+    <w:p>
+      <w:pPr>
+        <w:pStyle w:val="ListParagraph"/>
+        <w:numPr>
+          <w:ilvl w:val="0"/>
+          <w:numId w:val="3"/>
+        </w:numPr>
+        <w:spacing w:after="60"/>
+      </w:pPr>
+      <w:r>
+        <w:rPr>
+          <w:color w:val="1F2937"/>
+          <w:sz w:val="21"/>
+          <w:szCs w:val="21"/>
+        </w:rPr>
+        <w:t xml:space="preserve">SystemInventoryService parcourt les systèmes de gaines (DuctNetwork) et de tuyauterie (PipingNetwork).</w:t>
+      </w:r>
+    </w:p>
+    <w:p>
+      <w:pPr>
+        <w:pStyle w:val="ListParagraph"/>
+        <w:numPr>
+          <w:ilvl w:val="0"/>
+          <w:numId w:val="3"/>
+        </w:numPr>
+        <w:spacing w:after="60"/>
+      </w:pPr>
+      <w:r>
+        <w:rPr>
+          <w:color w:val="1F2937"/>
+          <w:sz w:val="21"/>
+          <w:szCs w:val="21"/>
+        </w:rPr>
+        <w:t xml:space="preserve">L'inventaire normalisé est sérialisé dans systems-inventory.json (fichier de sortie).</w:t>
+      </w:r>
+    </w:p>
+    <w:p>
+      <w:pPr>
+        <w:spacing w:after="80"/>
+      </w:pPr>
+    </w:p>
+    <w:p>
+      <w:pPr>
+        <w:shd w:fill="F3F4F6" w:val="clear"/>
+        <w:spacing w:after="0"/>
+      </w:pPr>
+      <w:r>
+        <w:rPr>
+          <w:rFonts w:ascii="Consolas" w:cs="Consolas" w:eastAsia="Consolas" w:hAnsi="Consolas"/>
+          <w:color w:val="111827"/>
+          <w:sz w:val="18"/>
+          <w:szCs w:val="18"/>
+        </w:rPr>
+        <w:t xml:space="preserve">modèle .rvt  -&gt;  SystemInventoryService.BuildInventory(doc)  -&gt;  systems-inventory.json</w:t>
+      </w:r>
+    </w:p>
+    <w:p>
+      <w:pPr>
+        <w:shd w:fill="F3F4F6" w:val="clear"/>
+        <w:spacing w:after="0"/>
+      </w:pPr>
+      <w:r>
+        <w:rPr>
+          <w:rFonts w:ascii="Consolas" w:cs="Consolas" w:eastAsia="Consolas" w:hAnsi="Consolas"/>
+          <w:color w:val="111827"/>
+          <w:sz w:val="18"/>
+          <w:szCs w:val="18"/>
+        </w:rPr>
+        <w:t xml:space="preserve">                   |-- MechanicalSystem.DuctNetwork</w:t>
+      </w:r>
+    </w:p>
+    <w:p>
+      <w:pPr>
+        <w:shd w:fill="F3F4F6" w:val="clear"/>
+        <w:spacing w:after="0"/>
+      </w:pPr>
+      <w:r>
+        <w:rPr>
+          <w:rFonts w:ascii="Consolas" w:cs="Consolas" w:eastAsia="Consolas" w:hAnsi="Consolas"/>
+          <w:color w:val="111827"/>
+          <w:sz w:val="18"/>
+          <w:szCs w:val="18"/>
+        </w:rPr>
+        <w:t xml:space="preserve">                   '-- PipingSystem.PipingNetwork</w:t>
+      </w:r>
+    </w:p>
+    <w:p>
+      <w:pPr>
+        <w:spacing w:after="80"/>
+      </w:pPr>
+    </w:p>
+    <w:p>
+      <w:pPr>
+        <w:pStyle w:val="Heading2"/>
+        <w:spacing w:after="100" w:before="220"/>
+      </w:pPr>
+      <w:r>
+        <w:rPr>
+          <w:b/>
+          <w:bCs/>
+          <w:color w:val="1F2937"/>
+          <w:sz w:val="24"/>
+          <w:szCs w:val="24"/>
+        </w:rPr>
+        <w:t xml:space="preserve">3.2 Schéma de sortie (normalisé)</w:t>
+      </w:r>
+    </w:p>
+    <w:p>
+      <w:pPr>
+        <w:spacing w:after="120"/>
+      </w:pPr>
+      <w:r>
+        <w:rPr>
+          <w:color w:val="1F2937"/>
+          <w:sz w:val="21"/>
+          <w:szCs w:val="21"/>
+        </w:rPr>
+        <w:t xml:space="preserve">Trois collections à plat reliées par clés : </w:t>
+      </w:r>
+      <w:r>
+        <w:rPr>
+          <w:b/>
+          <w:bCs/>
+          <w:color w:val="1F2937"/>
+          <w:sz w:val="21"/>
+          <w:szCs w:val="21"/>
+        </w:rPr>
+        <w:t xml:space="preserve">chaque enfant référence son parent</w:t>
+      </w:r>
+      <w:r>
+        <w:rPr>
+          <w:color w:val="1F2937"/>
+          <w:sz w:val="21"/>
+          <w:szCs w:val="21"/>
+        </w:rPr>
+        <w:t xml:space="preserve"> (les ElementId Revit servent de clés). La hiérarchie type → système → éléments se reconstruit par regroupement sur ces clés, sans duplication.</w:t>
+      </w:r>
+    </w:p>
+    <w:p>
+      <w:pPr>
+        <w:spacing w:after="120"/>
+      </w:pPr>
+      <w:r>
+        <w:rPr>
+          <w:color w:val="1F2937"/>
+          <w:sz w:val="21"/>
+          <w:szCs w:val="21"/>
+        </w:rPr>
+        <w:t xml:space="preserve">Collection </w:t>
+      </w:r>
+      <w:r>
+        <w:rPr>
+          <w:rFonts w:ascii="Consolas" w:cs="Consolas" w:eastAsia="Consolas" w:hAnsi="Consolas"/>
+          <w:b/>
+          <w:bCs/>
+          <w:color w:val="1F2937"/>
+          <w:sz w:val="19"/>
+          <w:szCs w:val="19"/>
+        </w:rPr>
+        <w:t xml:space="preserve">systemTypes</w:t>
+      </w:r>
+      <w:r>
+        <w:rPr>
+          <w:color w:val="1F2937"/>
+          <w:sz w:val="21"/>
+          <w:szCs w:val="21"/>
+        </w:rPr>
+        <w:t xml:space="preserve"> (types de système) :</w:t>
+      </w:r>
+    </w:p>
+    <w:tbl>
+      <w:tblPr>
+        <w:tblW w:type="dxa" w:w="9026"/>
+        <w:tblBorders>
+          <w:top w:val="single" w:color="auto" w:sz="4"/>
+          <w:left w:val="single" w:color="auto" w:sz="4"/>
+          <w:bottom w:val="single" w:color="auto" w:sz="4"/>
+          <w:right w:val="single" w:color="auto" w:sz="4"/>
+          <w:insideH w:val="single" w:color="auto" w:sz="4"/>
+          <w:insideV w:val="single" w:color="auto" w:sz="4"/>
+        </w:tblBorders>
+        <w:tblLayout w:type="fixed"/>
+      </w:tblPr>
+      <w:tblGrid>
+        <w:gridCol w:w="2200"/>
+        <w:gridCol w:w="6826"/>
+      </w:tblGrid>
+      <w:tr>
+        <w:trPr>
+          <w:tblHeader/>
+        </w:trPr>
+        <w:tc>
+          <w:tcPr>
+            <w:tcW w:type="dxa" w:w="2200"/>
+            <w:shd w:fill="0E7C86" w:val="clear"/>
+            <w:tcMar>
+              <w:top w:type="dxa" w:w="60"/>
+              <w:left w:type="dxa" w:w="90"/>
+              <w:bottom w:type="dxa" w:w="60"/>
+              <w:right w:type="dxa" w:w="90"/>
+            </w:tcMar>
+          </w:tcPr>
+          <w:p>
+            <w:r>
+              <w:rPr>
+                <w:b/>
+                <w:bCs/>
+                <w:color w:val="FFFFFF"/>
+                <w:sz w:val="20"/>
+                <w:szCs w:val="20"/>
+              </w:rPr>
+              <w:t xml:space="preserve">Champ</w:t>
+            </w:r>
+          </w:p>
+        </w:tc>
+        <w:tc>
+          <w:tcPr>
+            <w:tcW w:type="dxa" w:w="6826"/>
+            <w:shd w:fill="0E7C86" w:val="clear"/>
+            <w:tcMar>
+              <w:top w:type="dxa" w:w="60"/>
+              <w:left w:type="dxa" w:w="90"/>
+              <w:bottom w:type="dxa" w:w="60"/>
+              <w:right w:type="dxa" w:w="90"/>
+            </w:tcMar>
+          </w:tcPr>
+          <w:p>
+            <w:r>
+              <w:rPr>
+                <w:b/>
+                <w:bCs/>
+                <w:color w:val="FFFFFF"/>
+                <w:sz w:val="20"/>
+                <w:szCs w:val="20"/>
+              </w:rPr>
+              <w:t xml:space="preserve">Description</w:t>
+            </w:r>
+          </w:p>
+        </w:tc>
+      </w:tr>
+      <w:tr>
+        <w:tc>
+          <w:tcPr>
+            <w:tcW w:type="dxa" w:w="2200"/>
+            <w:shd w:fill="EAF4F5" w:val="clear"/>
+            <w:tcMar>
+              <w:top w:type="dxa" w:w="50"/>
+              <w:left w:type="dxa" w:w="90"/>
+              <w:bottom w:type="dxa" w:w="50"/>
+              <w:right w:type="dxa" w:w="90"/>
+            </w:tcMar>
+          </w:tcPr>
+          <w:p>
+            <w:r>
+              <w:rPr>
+                <w:color w:val="1F2937"/>
+                <w:sz w:val="18"/>
+                <w:szCs w:val="18"/>
+              </w:rPr>
+              <w:t xml:space="preserve">id</w:t>
+            </w:r>
+          </w:p>
+        </w:tc>
+        <w:tc>
+          <w:tcPr>
+            <w:tcW w:type="dxa" w:w="6826"/>
+            <w:shd w:fill="EAF4F5" w:val="clear"/>
+            <w:tcMar>
+              <w:top w:type="dxa" w:w="50"/>
+              <w:left w:type="dxa" w:w="90"/>
+              <w:bottom w:type="dxa" w:w="50"/>
+              <w:right w:type="dxa" w:w="90"/>
+            </w:tcMar>
+          </w:tcPr>
+          <w:p>
+            <w:r>
+              <w:rPr>
+                <w:color w:val="1F2937"/>
+                <w:sz w:val="18"/>
+                <w:szCs w:val="18"/>
+              </w:rPr>
+              <w:t xml:space="preserve">Clé (ElementId du type)</w:t>
+            </w:r>
+          </w:p>
+        </w:tc>
+      </w:tr>
+      <w:tr>
+        <w:tc>
+          <w:tcPr>
+            <w:tcW w:type="dxa" w:w="2200"/>
+            <w:shd w:fill="FFFFFF" w:val="clear"/>
+            <w:tcMar>
+              <w:top w:type="dxa" w:w="50"/>
+              <w:left w:type="dxa" w:w="90"/>
+              <w:bottom w:type="dxa" w:w="50"/>
+              <w:right w:type="dxa" w:w="90"/>
+            </w:tcMar>
+          </w:tcPr>
+          <w:p>
+            <w:r>
+              <w:rPr>
+                <w:color w:val="1F2937"/>
+                <w:sz w:val="18"/>
+                <w:szCs w:val="18"/>
+              </w:rPr>
+              <w:t xml:space="preserve">name</w:t>
+            </w:r>
+          </w:p>
+        </w:tc>
+        <w:tc>
+          <w:tcPr>
+            <w:tcW w:type="dxa" w:w="6826"/>
+            <w:shd w:fill="FFFFFF" w:val="clear"/>
+            <w:tcMar>
+              <w:top w:type="dxa" w:w="50"/>
+              <w:left w:type="dxa" w:w="90"/>
+              <w:bottom w:type="dxa" w:w="50"/>
+              <w:right w:type="dxa" w:w="90"/>
+            </w:tcMar>
+          </w:tcPr>
+          <w:p>
+            <w:r>
+              <w:rPr>
+                <w:color w:val="1F2937"/>
+                <w:sz w:val="18"/>
+                <w:szCs w:val="18"/>
+              </w:rPr>
+              <w:t xml:space="preserve">Nom du type (ex. CTA BUREAUX ASF)</w:t>
+            </w:r>
+          </w:p>
+        </w:tc>
+      </w:tr>
+      <w:tr>
+        <w:tc>
+          <w:tcPr>
+            <w:tcW w:type="dxa" w:w="2200"/>
+            <w:shd w:fill="EAF4F5" w:val="clear"/>
+            <w:tcMar>
+              <w:top w:type="dxa" w:w="50"/>
+              <w:left w:type="dxa" w:w="90"/>
+              <w:bottom w:type="dxa" w:w="50"/>
+              <w:right w:type="dxa" w:w="90"/>
+            </w:tcMar>
+          </w:tcPr>
+          <w:p>
+            <w:r>
+              <w:rPr>
+                <w:color w:val="1F2937"/>
+                <w:sz w:val="18"/>
+                <w:szCs w:val="18"/>
+              </w:rPr>
+              <w:t xml:space="preserve">domain</w:t>
+            </w:r>
+          </w:p>
+        </w:tc>
+        <w:tc>
+          <w:tcPr>
+            <w:tcW w:type="dxa" w:w="6826"/>
+            <w:shd w:fill="EAF4F5" w:val="clear"/>
+            <w:tcMar>
+              <w:top w:type="dxa" w:w="50"/>
+              <w:left w:type="dxa" w:w="90"/>
+              <w:bottom w:type="dxa" w:w="50"/>
+              <w:right w:type="dxa" w:w="90"/>
+            </w:tcMar>
+          </w:tcPr>
+          <w:p>
+            <w:r>
+              <w:rPr>
+                <w:color w:val="1F2937"/>
+                <w:sz w:val="18"/>
+                <w:szCs w:val="18"/>
+              </w:rPr>
+              <w:t xml:space="preserve">Duct ou Pipe</w:t>
+            </w:r>
+          </w:p>
+        </w:tc>
+      </w:tr>
+      <w:tr>
+        <w:tc>
+          <w:tcPr>
+            <w:tcW w:type="dxa" w:w="2200"/>
+            <w:shd w:fill="FFFFFF" w:val="clear"/>
+            <w:tcMar>
+              <w:top w:type="dxa" w:w="50"/>
+              <w:left w:type="dxa" w:w="90"/>
+              <w:bottom w:type="dxa" w:w="50"/>
+              <w:right w:type="dxa" w:w="90"/>
+            </w:tcMar>
+          </w:tcPr>
+          <w:p>
+            <w:r>
+              <w:rPr>
+                <w:color w:val="1F2937"/>
+                <w:sz w:val="18"/>
+                <w:szCs w:val="18"/>
+              </w:rPr>
+              <w:t xml:space="preserve">classification</w:t>
+            </w:r>
+          </w:p>
+        </w:tc>
+        <w:tc>
+          <w:tcPr>
+            <w:tcW w:type="dxa" w:w="6826"/>
+            <w:shd w:fill="FFFFFF" w:val="clear"/>
+            <w:tcMar>
+              <w:top w:type="dxa" w:w="50"/>
+              <w:left w:type="dxa" w:w="90"/>
+              <w:bottom w:type="dxa" w:w="50"/>
+              <w:right w:type="dxa" w:w="90"/>
+            </w:tcMar>
+          </w:tcPr>
+          <w:p>
+            <w:r>
+              <w:rPr>
+                <w:color w:val="1F2937"/>
+                <w:sz w:val="18"/>
+                <w:szCs w:val="18"/>
+              </w:rPr>
+              <w:t xml:space="preserve">SupplyAir, ReturnAir, Hydronic…</w:t>
+            </w:r>
+          </w:p>
+        </w:tc>
+      </w:tr>
+    </w:tbl>
+    <w:p>
+      <w:pPr>
+        <w:spacing w:after="80"/>
+      </w:pPr>
+    </w:p>
+    <w:p>
+      <w:pPr>
+        <w:spacing w:after="120"/>
+      </w:pPr>
+      <w:r>
+        <w:rPr>
+          <w:color w:val="1F2937"/>
+          <w:sz w:val="21"/>
+          <w:szCs w:val="21"/>
+        </w:rPr>
+        <w:t xml:space="preserve">Collection </w:t>
+      </w:r>
+      <w:r>
+        <w:rPr>
+          <w:rFonts w:ascii="Consolas" w:cs="Consolas" w:eastAsia="Consolas" w:hAnsi="Consolas"/>
+          <w:b/>
+          <w:bCs/>
+          <w:color w:val="1F2937"/>
+          <w:sz w:val="19"/>
+          <w:szCs w:val="19"/>
+        </w:rPr>
+        <w:t xml:space="preserve">systems</w:t>
+      </w:r>
+      <w:r>
+        <w:rPr>
+          <w:color w:val="1F2937"/>
+          <w:sz w:val="21"/>
+          <w:szCs w:val="21"/>
+        </w:rPr>
+        <w:t xml:space="preserve"> (systèmes / occurrences) :</w:t>
+      </w:r>
+    </w:p>
+    <w:tbl>
+      <w:tblPr>
+        <w:tblW w:type="dxa" w:w="9026"/>
+        <w:tblBorders>
+          <w:top w:val="single" w:color="auto" w:sz="4"/>
+          <w:left w:val="single" w:color="auto" w:sz="4"/>
+          <w:bottom w:val="single" w:color="auto" w:sz="4"/>
+          <w:right w:val="single" w:color="auto" w:sz="4"/>
+          <w:insideH w:val="single" w:color="auto" w:sz="4"/>
+          <w:insideV w:val="single" w:color="auto" w:sz="4"/>
+        </w:tblBorders>
+        <w:tblLayout w:type="fixed"/>
+      </w:tblPr>
+      <w:tblGrid>
+        <w:gridCol w:w="2200"/>
+        <w:gridCol w:w="6826"/>
+      </w:tblGrid>
+      <w:tr>
+        <w:trPr>
+          <w:tblHeader/>
+        </w:trPr>
+        <w:tc>
+          <w:tcPr>
+            <w:tcW w:type="dxa" w:w="2200"/>
+            <w:shd w:fill="0E7C86" w:val="clear"/>
+            <w:tcMar>
+              <w:top w:type="dxa" w:w="60"/>
+              <w:left w:type="dxa" w:w="90"/>
+              <w:bottom w:type="dxa" w:w="60"/>
+              <w:right w:type="dxa" w:w="90"/>
+            </w:tcMar>
+          </w:tcPr>
+          <w:p>
+            <w:r>
+              <w:rPr>
+                <w:b/>
+                <w:bCs/>
+                <w:color w:val="FFFFFF"/>
+                <w:sz w:val="20"/>
+                <w:szCs w:val="20"/>
+              </w:rPr>
+              <w:t xml:space="preserve">Champ</w:t>
+            </w:r>
+          </w:p>
+        </w:tc>
+        <w:tc>
+          <w:tcPr>
+            <w:tcW w:type="dxa" w:w="6826"/>
+            <w:shd w:fill="0E7C86" w:val="clear"/>
+            <w:tcMar>
+              <w:top w:type="dxa" w:w="60"/>
+              <w:left w:type="dxa" w:w="90"/>
+              <w:bottom w:type="dxa" w:w="60"/>
+              <w:right w:type="dxa" w:w="90"/>
+            </w:tcMar>
+          </w:tcPr>
+          <w:p>
+            <w:r>
+              <w:rPr>
+                <w:b/>
+                <w:bCs/>
+                <w:color w:val="FFFFFF"/>
+                <w:sz w:val="20"/>
+                <w:szCs w:val="20"/>
+              </w:rPr>
+              <w:t xml:space="preserve">Description</w:t>
+            </w:r>
+          </w:p>
+        </w:tc>
+      </w:tr>
+      <w:tr>
+        <w:tc>
+          <w:tcPr>
+            <w:tcW w:type="dxa" w:w="2200"/>
+            <w:shd w:fill="EAF4F5" w:val="clear"/>
+            <w:tcMar>
+              <w:top w:type="dxa" w:w="50"/>
+              <w:left w:type="dxa" w:w="90"/>
+              <w:bottom w:type="dxa" w:w="50"/>
+              <w:right w:type="dxa" w:w="90"/>
+            </w:tcMar>
+          </w:tcPr>
+          <w:p>
+            <w:r>
+              <w:rPr>
+                <w:color w:val="1F2937"/>
+                <w:sz w:val="18"/>
+                <w:szCs w:val="18"/>
+              </w:rPr>
+              <w:t xml:space="preserve">id</w:t>
+            </w:r>
+          </w:p>
+        </w:tc>
+        <w:tc>
+          <w:tcPr>
+            <w:tcW w:type="dxa" w:w="6826"/>
+            <w:shd w:fill="EAF4F5" w:val="clear"/>
+            <w:tcMar>
+              <w:top w:type="dxa" w:w="50"/>
+              <w:left w:type="dxa" w:w="90"/>
+              <w:bottom w:type="dxa" w:w="50"/>
+              <w:right w:type="dxa" w:w="90"/>
+            </w:tcMar>
+          </w:tcPr>
+          <w:p>
+            <w:r>
+              <w:rPr>
+                <w:color w:val="1F2937"/>
+                <w:sz w:val="18"/>
+                <w:szCs w:val="18"/>
+              </w:rPr>
+              <w:t xml:space="preserve">Clé (ElementId du système)</w:t>
+            </w:r>
+          </w:p>
+        </w:tc>
+      </w:tr>
+      <w:tr>
+        <w:tc>
+          <w:tcPr>
+            <w:tcW w:type="dxa" w:w="2200"/>
+            <w:shd w:fill="FFFFFF" w:val="clear"/>
+            <w:tcMar>
+              <w:top w:type="dxa" w:w="50"/>
+              <w:left w:type="dxa" w:w="90"/>
+              <w:bottom w:type="dxa" w:w="50"/>
+              <w:right w:type="dxa" w:w="90"/>
+            </w:tcMar>
+          </w:tcPr>
+          <w:p>
+            <w:r>
+              <w:rPr>
+                <w:color w:val="1F2937"/>
+                <w:sz w:val="18"/>
+                <w:szCs w:val="18"/>
+              </w:rPr>
+              <w:t xml:space="preserve">uniqueId</w:t>
+            </w:r>
+          </w:p>
+        </w:tc>
+        <w:tc>
+          <w:tcPr>
+            <w:tcW w:type="dxa" w:w="6826"/>
+            <w:shd w:fill="FFFFFF" w:val="clear"/>
+            <w:tcMar>
+              <w:top w:type="dxa" w:w="50"/>
+              <w:left w:type="dxa" w:w="90"/>
+              <w:bottom w:type="dxa" w:w="50"/>
+              <w:right w:type="dxa" w:w="90"/>
+            </w:tcMar>
+          </w:tcPr>
+          <w:p>
+            <w:r>
+              <w:rPr>
+                <w:color w:val="1F2937"/>
+                <w:sz w:val="18"/>
+                <w:szCs w:val="18"/>
+              </w:rPr>
+              <w:t xml:space="preserve">Identifiant stable inter-sessions</w:t>
+            </w:r>
+          </w:p>
+        </w:tc>
+      </w:tr>
+      <w:tr>
+        <w:tc>
+          <w:tcPr>
+            <w:tcW w:type="dxa" w:w="2200"/>
+            <w:shd w:fill="EAF4F5" w:val="clear"/>
+            <w:tcMar>
+              <w:top w:type="dxa" w:w="50"/>
+              <w:left w:type="dxa" w:w="90"/>
+              <w:bottom w:type="dxa" w:w="50"/>
+              <w:right w:type="dxa" w:w="90"/>
+            </w:tcMar>
+          </w:tcPr>
+          <w:p>
+            <w:r>
+              <w:rPr>
+                <w:color w:val="1F2937"/>
+                <w:sz w:val="18"/>
+                <w:szCs w:val="18"/>
+              </w:rPr>
+              <w:t xml:space="preserve">name</w:t>
+            </w:r>
+          </w:p>
+        </w:tc>
+        <w:tc>
+          <w:tcPr>
+            <w:tcW w:type="dxa" w:w="6826"/>
+            <w:shd w:fill="EAF4F5" w:val="clear"/>
+            <w:tcMar>
+              <w:top w:type="dxa" w:w="50"/>
+              <w:left w:type="dxa" w:w="90"/>
+              <w:bottom w:type="dxa" w:w="50"/>
+              <w:right w:type="dxa" w:w="90"/>
+            </w:tcMar>
+          </w:tcPr>
+          <w:p>
+            <w:r>
+              <w:rPr>
+                <w:color w:val="1F2937"/>
+                <w:sz w:val="18"/>
+                <w:szCs w:val="18"/>
+              </w:rPr>
+              <w:t xml:space="preserve">Nom du système (ex. ARJ CTA LT 35)</w:t>
+            </w:r>
+          </w:p>
+        </w:tc>
+      </w:tr>
+      <w:tr>
+        <w:tc>
+          <w:tcPr>
+            <w:tcW w:type="dxa" w:w="2200"/>
+            <w:shd w:fill="FFFFFF" w:val="clear"/>
+            <w:tcMar>
+              <w:top w:type="dxa" w:w="50"/>
+              <w:left w:type="dxa" w:w="90"/>
+              <w:bottom w:type="dxa" w:w="50"/>
+              <w:right w:type="dxa" w:w="90"/>
+            </w:tcMar>
+          </w:tcPr>
+          <w:p>
+            <w:r>
+              <w:rPr>
+                <w:color w:val="1F2937"/>
+                <w:sz w:val="18"/>
+                <w:szCs w:val="18"/>
+              </w:rPr>
+              <w:t xml:space="preserve">systemTypeId</w:t>
+            </w:r>
+          </w:p>
+        </w:tc>
+        <w:tc>
+          <w:tcPr>
+            <w:tcW w:type="dxa" w:w="6826"/>
+            <w:shd w:fill="FFFFFF" w:val="clear"/>
+            <w:tcMar>
+              <w:top w:type="dxa" w:w="50"/>
+              <w:left w:type="dxa" w:w="90"/>
+              <w:bottom w:type="dxa" w:w="50"/>
+              <w:right w:type="dxa" w:w="90"/>
+            </w:tcMar>
+          </w:tcPr>
+          <w:p>
+            <w:r>
+              <w:rPr>
+                <w:color w:val="1F2937"/>
+                <w:sz w:val="18"/>
+                <w:szCs w:val="18"/>
+              </w:rPr>
+              <w:t xml:space="preserve">→ référence vers systemTypes.id (parent)</w:t>
+            </w:r>
+          </w:p>
+        </w:tc>
+      </w:tr>
+    </w:tbl>
+    <w:p>
+      <w:pPr>
+        <w:spacing w:after="80"/>
+      </w:pPr>
+    </w:p>
+    <w:p>
+      <w:pPr>
+        <w:spacing w:after="120"/>
+      </w:pPr>
+      <w:r>
+        <w:rPr>
+          <w:color w:val="1F2937"/>
+          <w:sz w:val="21"/>
+          <w:szCs w:val="21"/>
+        </w:rPr>
+        <w:t xml:space="preserve">Collection </w:t>
+      </w:r>
+      <w:r>
+        <w:rPr>
+          <w:rFonts w:ascii="Consolas" w:cs="Consolas" w:eastAsia="Consolas" w:hAnsi="Consolas"/>
+          <w:b/>
+          <w:bCs/>
+          <w:color w:val="1F2937"/>
+          <w:sz w:val="19"/>
+          <w:szCs w:val="19"/>
+        </w:rPr>
+        <w:t xml:space="preserve">elements</w:t>
+      </w:r>
+      <w:r>
+        <w:rPr>
+          <w:color w:val="1F2937"/>
+          <w:sz w:val="21"/>
+          <w:szCs w:val="21"/>
+        </w:rPr>
+        <w:t xml:space="preserve"> (gaines, raccords, accessoires, terminaux, équipements…) :</w:t>
+      </w:r>
+    </w:p>
+    <w:tbl>
+      <w:tblPr>
+        <w:tblW w:type="dxa" w:w="9026"/>
+        <w:tblBorders>
+          <w:top w:val="single" w:color="auto" w:sz="4"/>
+          <w:left w:val="single" w:color="auto" w:sz="4"/>
+          <w:bottom w:val="single" w:color="auto" w:sz="4"/>
+          <w:right w:val="single" w:color="auto" w:sz="4"/>
+          <w:insideH w:val="single" w:color="auto" w:sz="4"/>
+          <w:insideV w:val="single" w:color="auto" w:sz="4"/>
+        </w:tblBorders>
+        <w:tblLayout w:type="fixed"/>
+      </w:tblPr>
+      <w:tblGrid>
+        <w:gridCol w:w="2200"/>
+        <w:gridCol w:w="6826"/>
+      </w:tblGrid>
+      <w:tr>
+        <w:trPr>
+          <w:tblHeader/>
+        </w:trPr>
+        <w:tc>
+          <w:tcPr>
+            <w:tcW w:type="dxa" w:w="2200"/>
+            <w:shd w:fill="0E7C86" w:val="clear"/>
+            <w:tcMar>
+              <w:top w:type="dxa" w:w="60"/>
+              <w:left w:type="dxa" w:w="90"/>
+              <w:bottom w:type="dxa" w:w="60"/>
+              <w:right w:type="dxa" w:w="90"/>
+            </w:tcMar>
+          </w:tcPr>
+          <w:p>
+            <w:r>
+              <w:rPr>
+                <w:b/>
+                <w:bCs/>
+                <w:color w:val="FFFFFF"/>
+                <w:sz w:val="20"/>
+                <w:szCs w:val="20"/>
+              </w:rPr>
+              <w:t xml:space="preserve">Champ</w:t>
+            </w:r>
+          </w:p>
+        </w:tc>
+        <w:tc>
+          <w:tcPr>
+            <w:tcW w:type="dxa" w:w="6826"/>
+            <w:shd w:fill="0E7C86" w:val="clear"/>
+            <w:tcMar>
+              <w:top w:type="dxa" w:w="60"/>
+              <w:left w:type="dxa" w:w="90"/>
+              <w:bottom w:type="dxa" w:w="60"/>
+              <w:right w:type="dxa" w:w="90"/>
+            </w:tcMar>
+          </w:tcPr>
+          <w:p>
+            <w:r>
+              <w:rPr>
+                <w:b/>
+                <w:bCs/>
+                <w:color w:val="FFFFFF"/>
+                <w:sz w:val="20"/>
+                <w:szCs w:val="20"/>
+              </w:rPr>
+              <w:t xml:space="preserve">Description</w:t>
+            </w:r>
+          </w:p>
+        </w:tc>
+      </w:tr>
+      <w:tr>
+        <w:tc>
+          <w:tcPr>
+            <w:tcW w:type="dxa" w:w="2200"/>
+            <w:shd w:fill="EAF4F5" w:val="clear"/>
+            <w:tcMar>
+              <w:top w:type="dxa" w:w="50"/>
+              <w:left w:type="dxa" w:w="90"/>
+              <w:bottom w:type="dxa" w:w="50"/>
+              <w:right w:type="dxa" w:w="90"/>
+            </w:tcMar>
+          </w:tcPr>
+          <w:p>
+            <w:r>
+              <w:rPr>
+                <w:color w:val="1F2937"/>
+                <w:sz w:val="18"/>
+                <w:szCs w:val="18"/>
+              </w:rPr>
+              <w:t xml:space="preserve">id / uniqueId</w:t>
+            </w:r>
+          </w:p>
+        </w:tc>
+        <w:tc>
+          <w:tcPr>
+            <w:tcW w:type="dxa" w:w="6826"/>
+            <w:shd w:fill="EAF4F5" w:val="clear"/>
+            <w:tcMar>
+              <w:top w:type="dxa" w:w="50"/>
+              <w:left w:type="dxa" w:w="90"/>
+              <w:bottom w:type="dxa" w:w="50"/>
+              <w:right w:type="dxa" w:w="90"/>
+            </w:tcMar>
+          </w:tcPr>
+          <w:p>
+            <w:r>
+              <w:rPr>
+                <w:color w:val="1F2937"/>
+                <w:sz w:val="18"/>
+                <w:szCs w:val="18"/>
+              </w:rPr>
+              <w:t xml:space="preserve">Clé de l'élément / identifiant stable</w:t>
+            </w:r>
+          </w:p>
+        </w:tc>
+      </w:tr>
+      <w:tr>
+        <w:tc>
+          <w:tcPr>
+            <w:tcW w:type="dxa" w:w="2200"/>
+            <w:shd w:fill="FFFFFF" w:val="clear"/>
+            <w:tcMar>
+              <w:top w:type="dxa" w:w="50"/>
+              <w:left w:type="dxa" w:w="90"/>
+              <w:bottom w:type="dxa" w:w="50"/>
+              <w:right w:type="dxa" w:w="90"/>
+            </w:tcMar>
+          </w:tcPr>
+          <w:p>
+            <w:r>
+              <w:rPr>
+                <w:color w:val="1F2937"/>
+                <w:sz w:val="18"/>
+                <w:szCs w:val="18"/>
+              </w:rPr>
+              <w:t xml:space="preserve">category</w:t>
+            </w:r>
+          </w:p>
+        </w:tc>
+        <w:tc>
+          <w:tcPr>
+            <w:tcW w:type="dxa" w:w="6826"/>
+            <w:shd w:fill="FFFFFF" w:val="clear"/>
+            <w:tcMar>
+              <w:top w:type="dxa" w:w="50"/>
+              <w:left w:type="dxa" w:w="90"/>
+              <w:bottom w:type="dxa" w:w="50"/>
+              <w:right w:type="dxa" w:w="90"/>
+            </w:tcMar>
+          </w:tcPr>
+          <w:p>
+            <w:r>
+              <w:rPr>
+                <w:color w:val="1F2937"/>
+                <w:sz w:val="18"/>
+                <w:szCs w:val="18"/>
+              </w:rPr>
+              <w:t xml:space="preserve">DuctCurves, DuctFitting, PipeFitting, MechanicalEquipment…</w:t>
+            </w:r>
+          </w:p>
+        </w:tc>
+      </w:tr>
+      <w:tr>
+        <w:tc>
+          <w:tcPr>
+            <w:tcW w:type="dxa" w:w="2200"/>
+            <w:shd w:fill="EAF4F5" w:val="clear"/>
+            <w:tcMar>
+              <w:top w:type="dxa" w:w="50"/>
+              <w:left w:type="dxa" w:w="90"/>
+              <w:bottom w:type="dxa" w:w="50"/>
+              <w:right w:type="dxa" w:w="90"/>
+            </w:tcMar>
+          </w:tcPr>
+          <w:p>
+            <w:r>
+              <w:rPr>
+                <w:color w:val="1F2937"/>
+                <w:sz w:val="18"/>
+                <w:szCs w:val="18"/>
+              </w:rPr>
+              <w:t xml:space="preserve">domain</w:t>
+            </w:r>
+          </w:p>
+        </w:tc>
+        <w:tc>
+          <w:tcPr>
+            <w:tcW w:type="dxa" w:w="6826"/>
+            <w:shd w:fill="EAF4F5" w:val="clear"/>
+            <w:tcMar>
+              <w:top w:type="dxa" w:w="50"/>
+              <w:left w:type="dxa" w:w="90"/>
+              <w:bottom w:type="dxa" w:w="50"/>
+              <w:right w:type="dxa" w:w="90"/>
+            </w:tcMar>
+          </w:tcPr>
+          <w:p>
+            <w:r>
+              <w:rPr>
+                <w:color w:val="1F2937"/>
+                <w:sz w:val="18"/>
+                <w:szCs w:val="18"/>
+              </w:rPr>
+              <w:t xml:space="preserve">Duct ou Pipe</w:t>
+            </w:r>
+          </w:p>
+        </w:tc>
+      </w:tr>
+      <w:tr>
+        <w:tc>
+          <w:tcPr>
+            <w:tcW w:type="dxa" w:w="2200"/>
+            <w:shd w:fill="FFFFFF" w:val="clear"/>
+            <w:tcMar>
+              <w:top w:type="dxa" w:w="50"/>
+              <w:left w:type="dxa" w:w="90"/>
+              <w:bottom w:type="dxa" w:w="50"/>
+              <w:right w:type="dxa" w:w="90"/>
+            </w:tcMar>
+          </w:tcPr>
+          <w:p>
+            <w:r>
+              <w:rPr>
+                <w:color w:val="1F2937"/>
+                <w:sz w:val="18"/>
+                <w:szCs w:val="18"/>
+              </w:rPr>
+              <w:t xml:space="preserve">family / type</w:t>
+            </w:r>
+          </w:p>
+        </w:tc>
+        <w:tc>
+          <w:tcPr>
+            <w:tcW w:type="dxa" w:w="6826"/>
+            <w:shd w:fill="FFFFFF" w:val="clear"/>
+            <w:tcMar>
+              <w:top w:type="dxa" w:w="50"/>
+              <w:left w:type="dxa" w:w="90"/>
+              <w:bottom w:type="dxa" w:w="50"/>
+              <w:right w:type="dxa" w:w="90"/>
+            </w:tcMar>
+          </w:tcPr>
+          <w:p>
+            <w:r>
+              <w:rPr>
+                <w:color w:val="1F2937"/>
+                <w:sz w:val="18"/>
+                <w:szCs w:val="18"/>
+              </w:rPr>
+              <w:t xml:space="preserve">Famille et type Revit</w:t>
+            </w:r>
+          </w:p>
+        </w:tc>
+      </w:tr>
+      <w:tr>
+        <w:tc>
+          <w:tcPr>
+            <w:tcW w:type="dxa" w:w="2200"/>
+            <w:shd w:fill="EAF4F5" w:val="clear"/>
+            <w:tcMar>
+              <w:top w:type="dxa" w:w="50"/>
+              <w:left w:type="dxa" w:w="90"/>
+              <w:bottom w:type="dxa" w:w="50"/>
+              <w:right w:type="dxa" w:w="90"/>
+            </w:tcMar>
+          </w:tcPr>
+          <w:p>
+            <w:r>
+              <w:rPr>
+                <w:color w:val="1F2937"/>
+                <w:sz w:val="18"/>
+                <w:szCs w:val="18"/>
+              </w:rPr>
+              <w:t xml:space="preserve">name</w:t>
+            </w:r>
+          </w:p>
+        </w:tc>
+        <w:tc>
+          <w:tcPr>
+            <w:tcW w:type="dxa" w:w="6826"/>
+            <w:shd w:fill="EAF4F5" w:val="clear"/>
+            <w:tcMar>
+              <w:top w:type="dxa" w:w="50"/>
+              <w:left w:type="dxa" w:w="90"/>
+              <w:bottom w:type="dxa" w:w="50"/>
+              <w:right w:type="dxa" w:w="90"/>
+            </w:tcMar>
+          </w:tcPr>
+          <w:p>
+            <w:r>
+              <w:rPr>
+                <w:color w:val="1F2937"/>
+                <w:sz w:val="18"/>
+                <w:szCs w:val="18"/>
+              </w:rPr>
+              <w:t xml:space="preserve">Nom / repère de l'instance</w:t>
+            </w:r>
+          </w:p>
+        </w:tc>
+      </w:tr>
+      <w:tr>
+        <w:tc>
+          <w:tcPr>
+            <w:tcW w:type="dxa" w:w="2200"/>
+            <w:shd w:fill="FFFFFF" w:val="clear"/>
+            <w:tcMar>
+              <w:top w:type="dxa" w:w="50"/>
+              <w:left w:type="dxa" w:w="90"/>
+              <w:bottom w:type="dxa" w:w="50"/>
+              <w:right w:type="dxa" w:w="90"/>
+            </w:tcMar>
+          </w:tcPr>
+          <w:p>
+            <w:r>
+              <w:rPr>
+                <w:color w:val="1F2937"/>
+                <w:sz w:val="18"/>
+                <w:szCs w:val="18"/>
+              </w:rPr>
+              <w:t xml:space="preserve">level</w:t>
+            </w:r>
+          </w:p>
+        </w:tc>
+        <w:tc>
+          <w:tcPr>
+            <w:tcW w:type="dxa" w:w="6826"/>
+            <w:shd w:fill="FFFFFF" w:val="clear"/>
+            <w:tcMar>
+              <w:top w:type="dxa" w:w="50"/>
+              <w:left w:type="dxa" w:w="90"/>
+              <w:bottom w:type="dxa" w:w="50"/>
+              <w:right w:type="dxa" w:w="90"/>
+            </w:tcMar>
+          </w:tcPr>
+          <w:p>
+            <w:r>
+              <w:rPr>
+                <w:color w:val="1F2937"/>
+                <w:sz w:val="18"/>
+                <w:szCs w:val="18"/>
+              </w:rPr>
+              <w:t xml:space="preserve">Niveau de référence</w:t>
+            </w:r>
+          </w:p>
+        </w:tc>
+      </w:tr>
+      <w:tr>
+        <w:tc>
+          <w:tcPr>
+            <w:tcW w:type="dxa" w:w="2200"/>
+            <w:shd w:fill="EAF4F5" w:val="clear"/>
+            <w:tcMar>
+              <w:top w:type="dxa" w:w="50"/>
+              <w:left w:type="dxa" w:w="90"/>
+              <w:bottom w:type="dxa" w:w="50"/>
+              <w:right w:type="dxa" w:w="90"/>
+            </w:tcMar>
+          </w:tcPr>
+          <w:p>
+            <w:r>
+              <w:rPr>
+                <w:color w:val="1F2937"/>
+                <w:sz w:val="18"/>
+                <w:szCs w:val="18"/>
+              </w:rPr>
+              <w:t xml:space="preserve">size</w:t>
+            </w:r>
+          </w:p>
+        </w:tc>
+        <w:tc>
+          <w:tcPr>
+            <w:tcW w:type="dxa" w:w="6826"/>
+            <w:shd w:fill="EAF4F5" w:val="clear"/>
+            <w:tcMar>
+              <w:top w:type="dxa" w:w="50"/>
+              <w:left w:type="dxa" w:w="90"/>
+              <w:bottom w:type="dxa" w:w="50"/>
+              <w:right w:type="dxa" w:w="90"/>
+            </w:tcMar>
+          </w:tcPr>
+          <w:p>
+            <w:r>
+              <w:rPr>
+                <w:color w:val="1F2937"/>
+                <w:sz w:val="18"/>
+                <w:szCs w:val="18"/>
+              </w:rPr>
+              <w:t xml:space="preserve">Dimension (gaines : 300x200 ou Ø200 ; tuyaux : DN)</w:t>
+            </w:r>
+          </w:p>
+        </w:tc>
+      </w:tr>
+      <w:tr>
+        <w:tc>
+          <w:tcPr>
+            <w:tcW w:type="dxa" w:w="2200"/>
+            <w:shd w:fill="FFFFFF" w:val="clear"/>
+            <w:tcMar>
+              <w:top w:type="dxa" w:w="50"/>
+              <w:left w:type="dxa" w:w="90"/>
+              <w:bottom w:type="dxa" w:w="50"/>
+              <w:right w:type="dxa" w:w="90"/>
+            </w:tcMar>
+          </w:tcPr>
+          <w:p>
+            <w:r>
+              <w:rPr>
+                <w:color w:val="1F2937"/>
+                <w:sz w:val="18"/>
+                <w:szCs w:val="18"/>
+              </w:rPr>
+              <w:t xml:space="preserve">lengthMm</w:t>
+            </w:r>
+          </w:p>
+        </w:tc>
+        <w:tc>
+          <w:tcPr>
+            <w:tcW w:type="dxa" w:w="6826"/>
+            <w:shd w:fill="FFFFFF" w:val="clear"/>
+            <w:tcMar>
+              <w:top w:type="dxa" w:w="50"/>
+              <w:left w:type="dxa" w:w="90"/>
+              <w:bottom w:type="dxa" w:w="50"/>
+              <w:right w:type="dxa" w:w="90"/>
+            </w:tcMar>
+          </w:tcPr>
+          <w:p>
+            <w:r>
+              <w:rPr>
+                <w:color w:val="1F2937"/>
+                <w:sz w:val="18"/>
+                <w:szCs w:val="18"/>
+              </w:rPr>
+              <w:t xml:space="preserve">Longueur en millimètres (gaines, tuyaux, flexibles)</w:t>
+            </w:r>
+          </w:p>
+        </w:tc>
+      </w:tr>
+      <w:tr>
+        <w:tc>
+          <w:tcPr>
+            <w:tcW w:type="dxa" w:w="2200"/>
+            <w:shd w:fill="EAF4F5" w:val="clear"/>
+            <w:tcMar>
+              <w:top w:type="dxa" w:w="50"/>
+              <w:left w:type="dxa" w:w="90"/>
+              <w:bottom w:type="dxa" w:w="50"/>
+              <w:right w:type="dxa" w:w="90"/>
+            </w:tcMar>
+          </w:tcPr>
+          <w:p>
+            <w:r>
+              <w:rPr>
+                <w:color w:val="1F2937"/>
+                <w:sz w:val="18"/>
+                <w:szCs w:val="18"/>
+              </w:rPr>
+              <w:t xml:space="preserve">materiel / numCta</w:t>
+            </w:r>
+          </w:p>
+        </w:tc>
+        <w:tc>
+          <w:tcPr>
+            <w:tcW w:type="dxa" w:w="6826"/>
+            <w:shd w:fill="EAF4F5" w:val="clear"/>
+            <w:tcMar>
+              <w:top w:type="dxa" w:w="50"/>
+              <w:left w:type="dxa" w:w="90"/>
+              <w:bottom w:type="dxa" w:w="50"/>
+              <w:right w:type="dxa" w:w="90"/>
+            </w:tcMar>
+          </w:tcPr>
+          <w:p>
+            <w:r>
+              <w:rPr>
+                <w:color w:val="1F2937"/>
+                <w:sz w:val="18"/>
+                <w:szCs w:val="18"/>
+              </w:rPr>
+              <w:t xml:space="preserve">NOM MATERIEL et EG-CVC_Num CTA (équipements)</w:t>
+            </w:r>
+          </w:p>
+        </w:tc>
+      </w:tr>
+      <w:tr>
+        <w:tc>
+          <w:tcPr>
+            <w:tcW w:type="dxa" w:w="2200"/>
+            <w:shd w:fill="FFFFFF" w:val="clear"/>
+            <w:tcMar>
+              <w:top w:type="dxa" w:w="50"/>
+              <w:left w:type="dxa" w:w="90"/>
+              <w:bottom w:type="dxa" w:w="50"/>
+              <w:right w:type="dxa" w:w="90"/>
+            </w:tcMar>
+          </w:tcPr>
+          <w:p>
+            <w:r>
+              <w:rPr>
+                <w:color w:val="1F2937"/>
+                <w:sz w:val="18"/>
+                <w:szCs w:val="18"/>
+              </w:rPr>
+              <w:t xml:space="preserve">systemId</w:t>
+            </w:r>
+          </w:p>
+        </w:tc>
+        <w:tc>
+          <w:tcPr>
+            <w:tcW w:type="dxa" w:w="6826"/>
+            <w:shd w:fill="FFFFFF" w:val="clear"/>
+            <w:tcMar>
+              <w:top w:type="dxa" w:w="50"/>
+              <w:left w:type="dxa" w:w="90"/>
+              <w:bottom w:type="dxa" w:w="50"/>
+              <w:right w:type="dxa" w:w="90"/>
+            </w:tcMar>
+          </w:tcPr>
+          <w:p>
+            <w:r>
+              <w:rPr>
+                <w:color w:val="1F2937"/>
+                <w:sz w:val="18"/>
+                <w:szCs w:val="18"/>
+              </w:rPr>
+              <w:t xml:space="preserve">→ référence vers systems.id (parent)</w:t>
+            </w:r>
+          </w:p>
+        </w:tc>
+      </w:tr>
+    </w:tbl>
+    <w:p>
+      <w:pPr>
+        <w:spacing w:after="80"/>
+      </w:pPr>
+    </w:p>
+    <w:p>
+      <w:pPr>
+        <w:spacing w:after="120"/>
+      </w:pPr>
+      <w:r>
+        <w:rPr>
+          <w:i/>
+          <w:iCs/>
+          <w:color w:val="1F2937"/>
+          <w:sz w:val="21"/>
+          <w:szCs w:val="21"/>
+        </w:rPr>
+        <w:t xml:space="preserve">Extrait :</w:t>
+      </w:r>
+    </w:p>
+    <w:p>
+      <w:pPr>
+        <w:shd w:fill="F3F4F6" w:val="clear"/>
+        <w:spacing w:after="0"/>
+      </w:pPr>
+      <w:r>
+        <w:rPr>
+          <w:rFonts w:ascii="Consolas" w:cs="Consolas" w:eastAsia="Consolas" w:hAnsi="Consolas"/>
+          <w:color w:val="111827"/>
+          <w:sz w:val="18"/>
+          <w:szCs w:val="18"/>
+        </w:rPr>
+        <w:t xml:space="preserve">{</w:t>
+      </w:r>
+    </w:p>
+    <w:p>
+      <w:pPr>
+        <w:shd w:fill="F3F4F6" w:val="clear"/>
+        <w:spacing w:after="0"/>
+      </w:pPr>
+      <w:r>
+        <w:rPr>
+          <w:rFonts w:ascii="Consolas" w:cs="Consolas" w:eastAsia="Consolas" w:hAnsi="Consolas"/>
+          <w:color w:val="111827"/>
+          <w:sz w:val="18"/>
+          <w:szCs w:val="18"/>
+        </w:rPr>
+        <w:t xml:space="preserve">  "schemaVersion": "1.0",</w:t>
+      </w:r>
+    </w:p>
+    <w:p>
+      <w:pPr>
+        <w:shd w:fill="F3F4F6" w:val="clear"/>
+        <w:spacing w:after="0"/>
+      </w:pPr>
+      <w:r>
+        <w:rPr>
+          <w:rFonts w:ascii="Consolas" w:cs="Consolas" w:eastAsia="Consolas" w:hAnsi="Consolas"/>
+          <w:color w:val="111827"/>
+          <w:sz w:val="18"/>
+          <w:szCs w:val="18"/>
+        </w:rPr>
+        <w:t xml:space="preserve">  "model": { "title": "EGI-TTR-0100-CVC", "revitVersion": "2027" },</w:t>
+      </w:r>
+    </w:p>
+    <w:p>
+      <w:pPr>
+        <w:shd w:fill="F3F4F6" w:val="clear"/>
+        <w:spacing w:after="0"/>
+      </w:pPr>
+      <w:r>
+        <w:rPr>
+          <w:rFonts w:ascii="Consolas" w:cs="Consolas" w:eastAsia="Consolas" w:hAnsi="Consolas"/>
+          <w:color w:val="111827"/>
+          <w:sz w:val="18"/>
+          <w:szCs w:val="18"/>
+        </w:rPr>
+        <w:t xml:space="preserve">  "summary": { "systemTypeCount": 18, "systemCount": 210, "elementCount": 15230 },</w:t>
+      </w:r>
+    </w:p>
+    <w:p>
+      <w:pPr>
+        <w:shd w:fill="F3F4F6" w:val="clear"/>
+        <w:spacing w:after="0"/>
+      </w:pPr>
+      <w:r>
+        <w:rPr>
+          <w:rFonts w:ascii="Consolas" w:cs="Consolas" w:eastAsia="Consolas" w:hAnsi="Consolas"/>
+          <w:color w:val="111827"/>
+          <w:sz w:val="18"/>
+          <w:szCs w:val="18"/>
+        </w:rPr>
+        <w:t xml:space="preserve">  "systemTypes": [ { "id": 111, "name": "CTA BUREAUX ASF", "domain": "Duct",</w:t>
+      </w:r>
+    </w:p>
+    <w:p>
+      <w:pPr>
+        <w:shd w:fill="F3F4F6" w:val="clear"/>
+        <w:spacing w:after="0"/>
+      </w:pPr>
+      <w:r>
+        <w:rPr>
+          <w:rFonts w:ascii="Consolas" w:cs="Consolas" w:eastAsia="Consolas" w:hAnsi="Consolas"/>
+          <w:color w:val="111827"/>
+          <w:sz w:val="18"/>
+          <w:szCs w:val="18"/>
+        </w:rPr>
+        <w:t xml:space="preserve">                    "classification": "SupplyAir" } ],</w:t>
+      </w:r>
+    </w:p>
+    <w:p>
+      <w:pPr>
+        <w:shd w:fill="F3F4F6" w:val="clear"/>
+        <w:spacing w:after="0"/>
+      </w:pPr>
+      <w:r>
+        <w:rPr>
+          <w:rFonts w:ascii="Consolas" w:cs="Consolas" w:eastAsia="Consolas" w:hAnsi="Consolas"/>
+          <w:color w:val="111827"/>
+          <w:sz w:val="18"/>
+          <w:szCs w:val="18"/>
+        </w:rPr>
+        <w:t xml:space="preserve">  "systems":     [ { "id": 201, "name": "ARJ CTA LT 35", "systemTypeId": 111 } ],</w:t>
+      </w:r>
+    </w:p>
+    <w:p>
+      <w:pPr>
+        <w:shd w:fill="F3F4F6" w:val="clear"/>
+        <w:spacing w:after="0"/>
+      </w:pPr>
+      <w:r>
+        <w:rPr>
+          <w:rFonts w:ascii="Consolas" w:cs="Consolas" w:eastAsia="Consolas" w:hAnsi="Consolas"/>
+          <w:color w:val="111827"/>
+          <w:sz w:val="18"/>
+          <w:szCs w:val="18"/>
+        </w:rPr>
+        <w:t xml:space="preserve">  "elements":    [ { "id": 9001, "category": "DuctFitting", "domain": "Duct",</w:t>
+      </w:r>
+    </w:p>
+    <w:p>
+      <w:pPr>
+        <w:shd w:fill="F3F4F6" w:val="clear"/>
+        <w:spacing w:after="0"/>
+      </w:pPr>
+      <w:r>
+        <w:rPr>
+          <w:rFonts w:ascii="Consolas" w:cs="Consolas" w:eastAsia="Consolas" w:hAnsi="Consolas"/>
+          <w:color w:val="111827"/>
+          <w:sz w:val="18"/>
+          <w:szCs w:val="18"/>
+        </w:rPr>
+        <w:t xml:space="preserve">                    "family": "Coude", "type": "Rayon 1.0 W", "size": "300x200",</w:t>
+      </w:r>
+    </w:p>
+    <w:p>
+      <w:pPr>
+        <w:shd w:fill="F3F4F6" w:val="clear"/>
+        <w:spacing w:after="0"/>
+      </w:pPr>
+      <w:r>
+        <w:rPr>
+          <w:rFonts w:ascii="Consolas" w:cs="Consolas" w:eastAsia="Consolas" w:hAnsi="Consolas"/>
+          <w:color w:val="111827"/>
+          <w:sz w:val="18"/>
+          <w:szCs w:val="18"/>
+        </w:rPr>
+        <w:t xml:space="preserve">                    "lengthMm": 2450.0, "systemId": 201 } ]</w:t>
+      </w:r>
+    </w:p>
+    <w:p>
+      <w:pPr>
+        <w:shd w:fill="F3F4F6" w:val="clear"/>
+        <w:spacing w:after="0"/>
+      </w:pPr>
+      <w:r>
+        <w:rPr>
+          <w:rFonts w:ascii="Consolas" w:cs="Consolas" w:eastAsia="Consolas" w:hAnsi="Consolas"/>
+          <w:color w:val="111827"/>
+          <w:sz w:val="18"/>
+          <w:szCs w:val="18"/>
+        </w:rPr>
+        <w:t xml:space="preserve">}</w:t>
+      </w:r>
+    </w:p>
+    <w:p>
+      <w:pPr>
+        <w:spacing w:after="80"/>
+      </w:pPr>
+    </w:p>
+    <w:p>
+      <w:pPr>
+        <w:spacing w:after="120"/>
+      </w:pPr>
+      <w:r>
+        <w:rPr>
+          <w:color w:val="1F2937"/>
+          <w:sz w:val="21"/>
+          <w:szCs w:val="21"/>
+        </w:rPr>
+        <w:t xml:space="preserve">Les champs nuls sont omis. Un élément partagé entre plusieurs systèmes est rattaché au premier système rencontré (clé </w:t>
+      </w:r>
+      <w:r>
+        <w:rPr>
+          <w:rFonts w:ascii="Consolas" w:cs="Consolas" w:eastAsia="Consolas" w:hAnsi="Consolas"/>
+          <w:color w:val="1F2937"/>
+          <w:sz w:val="19"/>
+          <w:szCs w:val="19"/>
+        </w:rPr>
+        <w:t xml:space="preserve">systemId</w:t>
+      </w:r>
+      <w:r>
+        <w:rPr>
+          <w:color w:val="1F2937"/>
+          <w:sz w:val="21"/>
+          <w:szCs w:val="21"/>
+        </w:rPr>
+        <w:t xml:space="preserve"> unique).</w:t>
+      </w:r>
+    </w:p>
+    <w:p>
+      <w:pPr>
+        <w:pStyle w:val="Heading2"/>
+        <w:spacing w:after="100" w:before="220"/>
+      </w:pPr>
+      <w:r>
+        <w:rPr>
+          <w:b/>
+          <w:bCs/>
+          <w:color w:val="1F2937"/>
+          <w:sz w:val="24"/>
+          <w:szCs w:val="24"/>
+        </w:rPr>
+        <w:t xml:space="preserve">3.3 Catégories couvertes</w:t>
+      </w:r>
+    </w:p>
+    <w:tbl>
+      <w:tblPr>
+        <w:tblW w:type="dxa" w:w="9026"/>
+        <w:tblBorders>
+          <w:top w:val="single" w:color="auto" w:sz="4"/>
+          <w:left w:val="single" w:color="auto" w:sz="4"/>
+          <w:bottom w:val="single" w:color="auto" w:sz="4"/>
+          <w:right w:val="single" w:color="auto" w:sz="4"/>
+          <w:insideH w:val="single" w:color="auto" w:sz="4"/>
+          <w:insideV w:val="single" w:color="auto" w:sz="4"/>
+        </w:tblBorders>
+        <w:tblLayout w:type="fixed"/>
+      </w:tblPr>
+      <w:tblGrid>
+        <w:gridCol w:w="1700"/>
+        <w:gridCol w:w="7326"/>
+      </w:tblGrid>
+      <w:tr>
+        <w:trPr>
+          <w:tblHeader/>
+        </w:trPr>
+        <w:tc>
+          <w:tcPr>
+            <w:tcW w:type="dxa" w:w="1700"/>
+            <w:shd w:fill="0E7C86" w:val="clear"/>
+            <w:tcMar>
+              <w:top w:type="dxa" w:w="60"/>
+              <w:left w:type="dxa" w:w="90"/>
+              <w:bottom w:type="dxa" w:w="60"/>
+              <w:right w:type="dxa" w:w="90"/>
+            </w:tcMar>
+          </w:tcPr>
+          <w:p>
+            <w:r>
+              <w:rPr>
+                <w:b/>
+                <w:bCs/>
+                <w:color w:val="FFFFFF"/>
+                <w:sz w:val="20"/>
+                <w:szCs w:val="20"/>
+              </w:rPr>
+              <w:t xml:space="preserve">Domaine</w:t>
+            </w:r>
+          </w:p>
+        </w:tc>
+        <w:tc>
+          <w:tcPr>
+            <w:tcW w:type="dxa" w:w="7326"/>
+            <w:shd w:fill="0E7C86" w:val="clear"/>
+            <w:tcMar>
+              <w:top w:type="dxa" w:w="60"/>
+              <w:left w:type="dxa" w:w="90"/>
+              <w:bottom w:type="dxa" w:w="60"/>
+              <w:right w:type="dxa" w:w="90"/>
+            </w:tcMar>
+          </w:tcPr>
+          <w:p>
+            <w:r>
+              <w:rPr>
+                <w:b/>
+                <w:bCs/>
+                <w:color w:val="FFFFFF"/>
+                <w:sz w:val="20"/>
+                <w:szCs w:val="20"/>
+              </w:rPr>
+              <w:t xml:space="preserve">Catégories exportées</w:t>
+            </w:r>
+          </w:p>
+        </w:tc>
+      </w:tr>
+      <w:tr>
+        <w:tc>
+          <w:tcPr>
+            <w:tcW w:type="dxa" w:w="1700"/>
+            <w:shd w:fill="EAF4F5" w:val="clear"/>
+            <w:tcMar>
+              <w:top w:type="dxa" w:w="50"/>
+              <w:left w:type="dxa" w:w="90"/>
+              <w:bottom w:type="dxa" w:w="50"/>
+              <w:right w:type="dxa" w:w="90"/>
+            </w:tcMar>
+          </w:tcPr>
+          <w:p>
+            <w:r>
+              <w:rPr>
+                <w:color w:val="1F2937"/>
+                <w:sz w:val="18"/>
+                <w:szCs w:val="18"/>
+              </w:rPr>
+              <w:t xml:space="preserve">Duct (air)</w:t>
+            </w:r>
+          </w:p>
+        </w:tc>
+        <w:tc>
+          <w:tcPr>
+            <w:tcW w:type="dxa" w:w="7326"/>
+            <w:shd w:fill="EAF4F5" w:val="clear"/>
+            <w:tcMar>
+              <w:top w:type="dxa" w:w="50"/>
+              <w:left w:type="dxa" w:w="90"/>
+              <w:bottom w:type="dxa" w:w="50"/>
+              <w:right w:type="dxa" w:w="90"/>
+            </w:tcMar>
+          </w:tcPr>
+          <w:p>
+            <w:r>
+              <w:rPr>
+                <w:color w:val="1F2937"/>
+                <w:sz w:val="18"/>
+                <w:szCs w:val="18"/>
+              </w:rPr>
+              <w:t xml:space="preserve">DuctCurves, DuctFitting, DuctAccessory, FlexDuctCurves, DuctTerminal, MechanicalEquipment</w:t>
+            </w:r>
+          </w:p>
+        </w:tc>
+      </w:tr>
+      <w:tr>
+        <w:tc>
+          <w:tcPr>
+            <w:tcW w:type="dxa" w:w="1700"/>
+            <w:shd w:fill="FFFFFF" w:val="clear"/>
+            <w:tcMar>
+              <w:top w:type="dxa" w:w="50"/>
+              <w:left w:type="dxa" w:w="90"/>
+              <w:bottom w:type="dxa" w:w="50"/>
+              <w:right w:type="dxa" w:w="90"/>
+            </w:tcMar>
+          </w:tcPr>
+          <w:p>
+            <w:r>
+              <w:rPr>
+                <w:color w:val="1F2937"/>
+                <w:sz w:val="18"/>
+                <w:szCs w:val="18"/>
+              </w:rPr>
+              <w:t xml:space="preserve">Pipe (eau)</w:t>
+            </w:r>
+          </w:p>
+        </w:tc>
+        <w:tc>
+          <w:tcPr>
+            <w:tcW w:type="dxa" w:w="7326"/>
+            <w:shd w:fill="FFFFFF" w:val="clear"/>
+            <w:tcMar>
+              <w:top w:type="dxa" w:w="50"/>
+              <w:left w:type="dxa" w:w="90"/>
+              <w:bottom w:type="dxa" w:w="50"/>
+              <w:right w:type="dxa" w:w="90"/>
+            </w:tcMar>
+          </w:tcPr>
+          <w:p>
+            <w:r>
+              <w:rPr>
+                <w:color w:val="1F2937"/>
+                <w:sz w:val="18"/>
+                <w:szCs w:val="18"/>
+              </w:rPr>
+              <w:t xml:space="preserve">PipeCurves, PipeFitting, PipeAccessory, FlexPipeCurves, PlumbingFixtures, Sprinklers, MechanicalEquipment</w:t>
+            </w:r>
+          </w:p>
+        </w:tc>
+      </w:tr>
+    </w:tbl>
+    <w:p>
+      <w:pPr>
+        <w:spacing w:after="80"/>
+      </w:pPr>
+    </w:p>
+    <w:p>
+      <w:pPr>
+        <w:pStyle w:val="Heading2"/>
+        <w:spacing w:after="100" w:before="220"/>
+      </w:pPr>
+      <w:r>
+        <w:rPr>
+          <w:b/>
+          <w:bCs/>
+          <w:color w:val="1F2937"/>
+          <w:sz w:val="24"/>
+          <w:szCs w:val="24"/>
+        </w:rPr>
+        <w:t xml:space="preserve">3.4 Options d'entrée (facultatives — options.json)</w:t>
       </w:r>
     </w:p>
     <w:tbl>
@@ -639,7 +2395,8 @@
       </w:tblPr>
       <w:tblGrid>
         <w:gridCol w:w="2600"/>
-        <w:gridCol w:w="6426"/>
+        <w:gridCol w:w="2200"/>
+        <w:gridCol w:w="4226"/>
       </w:tblGrid>
       <w:tr>
         <w:trPr>
@@ -665,13 +2422,13 @@
                 <w:sz w:val="20"/>
                 <w:szCs w:val="20"/>
               </w:rPr>
-              <w:t xml:space="preserve">Fonctionnalité</w:t>
-            </w:r>
-          </w:p>
-        </w:tc>
-        <w:tc>
-          <w:tcPr>
-            <w:tcW w:type="dxa" w:w="6426"/>
+              <w:t xml:space="preserve">Champ</w:t>
+            </w:r>
+          </w:p>
+        </w:tc>
+        <w:tc>
+          <w:tcPr>
+            <w:tcW w:type="dxa" w:w="2200"/>
             <w:shd w:fill="0E7C86" w:val="clear"/>
             <w:tcMar>
               <w:top w:type="dxa" w:w="60"/>
@@ -689,6 +2446,30 @@
                 <w:sz w:val="20"/>
                 <w:szCs w:val="20"/>
               </w:rPr>
+              <w:t xml:space="preserve">Défaut</w:t>
+            </w:r>
+          </w:p>
+        </w:tc>
+        <w:tc>
+          <w:tcPr>
+            <w:tcW w:type="dxa" w:w="4226"/>
+            <w:shd w:fill="0E7C86" w:val="clear"/>
+            <w:tcMar>
+              <w:top w:type="dxa" w:w="60"/>
+              <w:left w:type="dxa" w:w="90"/>
+              <w:bottom w:type="dxa" w:w="60"/>
+              <w:right w:type="dxa" w:w="90"/>
+            </w:tcMar>
+          </w:tcPr>
+          <w:p>
+            <w:r>
+              <w:rPr>
+                <w:b/>
+                <w:bCs/>
+                <w:color w:val="FFFFFF"/>
+                <w:sz w:val="20"/>
+                <w:szCs w:val="20"/>
+              </w:rPr>
               <w:t xml:space="preserve">Description</w:t>
             </w:r>
           </w:p>
@@ -710,16 +2491,16 @@
             <w:r>
               <w:rPr>
                 <w:color w:val="1F2937"/>
-                <w:sz w:val="19"/>
-                <w:szCs w:val="19"/>
-              </w:rPr>
-              <w:t xml:space="preserve">Chargement de l'inventaire</w:t>
-            </w:r>
-          </w:p>
-        </w:tc>
-        <w:tc>
-          <w:tcPr>
-            <w:tcW w:type="dxa" w:w="6426"/>
+                <w:sz w:val="18"/>
+                <w:szCs w:val="18"/>
+              </w:rPr>
+              <w:t xml:space="preserve">includeDuctSystems</w:t>
+            </w:r>
+          </w:p>
+        </w:tc>
+        <w:tc>
+          <w:tcPr>
+            <w:tcW w:type="dxa" w:w="2200"/>
             <w:shd w:fill="EAF4F5" w:val="clear"/>
             <w:tcMar>
               <w:top w:type="dxa" w:w="50"/>
@@ -732,10 +2513,32 @@
             <w:r>
               <w:rPr>
                 <w:color w:val="1F2937"/>
-                <w:sz w:val="19"/>
-                <w:szCs w:val="19"/>
-              </w:rPr>
-              <w:t xml:space="preserve">Au lancement, l'outil détecte la maquette CVC liée (lien dont le nom contient « 0100-CVC ») et charge les types de systèmes, les noms de matériel et les worksets.</w:t>
+                <w:sz w:val="18"/>
+                <w:szCs w:val="18"/>
+              </w:rPr>
+              <w:t xml:space="preserve">true</w:t>
+            </w:r>
+          </w:p>
+        </w:tc>
+        <w:tc>
+          <w:tcPr>
+            <w:tcW w:type="dxa" w:w="4226"/>
+            <w:shd w:fill="EAF4F5" w:val="clear"/>
+            <w:tcMar>
+              <w:top w:type="dxa" w:w="50"/>
+              <w:left w:type="dxa" w:w="90"/>
+              <w:bottom w:type="dxa" w:w="50"/>
+              <w:right w:type="dxa" w:w="90"/>
+            </w:tcMar>
+          </w:tcPr>
+          <w:p>
+            <w:r>
+              <w:rPr>
+                <w:color w:val="1F2937"/>
+                <w:sz w:val="18"/>
+                <w:szCs w:val="18"/>
+              </w:rPr>
+              <w:t xml:space="preserve">Exporter les systèmes de gaines</w:t>
             </w:r>
           </w:p>
         </w:tc>
@@ -756,16 +2559,16 @@
             <w:r>
               <w:rPr>
                 <w:color w:val="1F2937"/>
-                <w:sz w:val="19"/>
-                <w:szCs w:val="19"/>
-              </w:rPr>
-              <w:t xml:space="preserve">Filtrage par systèmes</w:t>
-            </w:r>
-          </w:p>
-        </w:tc>
-        <w:tc>
-          <w:tcPr>
-            <w:tcW w:type="dxa" w:w="6426"/>
+                <w:sz w:val="18"/>
+                <w:szCs w:val="18"/>
+              </w:rPr>
+              <w:t xml:space="preserve">includePipingSystems</w:t>
+            </w:r>
+          </w:p>
+        </w:tc>
+        <w:tc>
+          <w:tcPr>
+            <w:tcW w:type="dxa" w:w="2200"/>
             <w:shd w:fill="FFFFFF" w:val="clear"/>
             <w:tcMar>
               <w:top w:type="dxa" w:w="50"/>
@@ -778,10 +2581,32 @@
             <w:r>
               <w:rPr>
                 <w:color w:val="1F2937"/>
-                <w:sz w:val="19"/>
-                <w:szCs w:val="19"/>
-              </w:rPr>
-              <w:t xml:space="preserve">Affiche dans la vue 3D active uniquement les réseaux (gaines, raccords, accessoires, flexibles, bouches) rattachés aux types de systèmes cochés.</w:t>
+                <w:sz w:val="18"/>
+                <w:szCs w:val="18"/>
+              </w:rPr>
+              <w:t xml:space="preserve">true</w:t>
+            </w:r>
+          </w:p>
+        </w:tc>
+        <w:tc>
+          <w:tcPr>
+            <w:tcW w:type="dxa" w:w="4226"/>
+            <w:shd w:fill="FFFFFF" w:val="clear"/>
+            <w:tcMar>
+              <w:top w:type="dxa" w:w="50"/>
+              <w:left w:type="dxa" w:w="90"/>
+              <w:bottom w:type="dxa" w:w="50"/>
+              <w:right w:type="dxa" w:w="90"/>
+            </w:tcMar>
+          </w:tcPr>
+          <w:p>
+            <w:r>
+              <w:rPr>
+                <w:color w:val="1F2937"/>
+                <w:sz w:val="18"/>
+                <w:szCs w:val="18"/>
+              </w:rPr>
+              <w:t xml:space="preserve">Exporter les systèmes de tuyauterie</w:t>
             </w:r>
           </w:p>
         </w:tc>
@@ -802,16 +2627,16 @@
             <w:r>
               <w:rPr>
                 <w:color w:val="1F2937"/>
-                <w:sz w:val="19"/>
-                <w:szCs w:val="19"/>
-              </w:rPr>
-              <w:t xml:space="preserve">Filtrage par matériel</w:t>
-            </w:r>
-          </w:p>
-        </w:tc>
-        <w:tc>
-          <w:tcPr>
-            <w:tcW w:type="dxa" w:w="6426"/>
+                <w:sz w:val="18"/>
+                <w:szCs w:val="18"/>
+              </w:rPr>
+              <w:t xml:space="preserve">outputFileName</w:t>
+            </w:r>
+          </w:p>
+        </w:tc>
+        <w:tc>
+          <w:tcPr>
+            <w:tcW w:type="dxa" w:w="2200"/>
             <w:shd w:fill="EAF4F5" w:val="clear"/>
             <w:tcMar>
               <w:top w:type="dxa" w:w="50"/>
@@ -824,64 +2649,16 @@
             <w:r>
               <w:rPr>
                 <w:color w:val="1F2937"/>
-                <w:sz w:val="19"/>
-                <w:szCs w:val="19"/>
-              </w:rPr>
-              <w:t xml:space="preserve">Affiche uniquement les équipements correspondant aux noms de matériel cochés.</w:t>
-            </w:r>
-          </w:p>
-        </w:tc>
-      </w:tr>
-      <w:tr>
-        <w:tc>
-          <w:tcPr>
-            <w:tcW w:type="dxa" w:w="2600"/>
-            <w:shd w:fill="FFFFFF" w:val="clear"/>
-            <w:tcMar>
-              <w:top w:type="dxa" w:w="50"/>
-              <w:left w:type="dxa" w:w="90"/>
-              <w:bottom w:type="dxa" w:w="50"/>
-              <w:right w:type="dxa" w:w="90"/>
-            </w:tcMar>
-          </w:tcPr>
-          <w:p>
-            <w:r>
-              <w:rPr>
-                <w:color w:val="1F2937"/>
-                <w:sz w:val="19"/>
-                <w:szCs w:val="19"/>
-              </w:rPr>
-              <w:t xml:space="preserve">Option worksets PSY</w:t>
-            </w:r>
-          </w:p>
-        </w:tc>
-        <w:tc>
-          <w:tcPr>
-            <w:tcW w:type="dxa" w:w="6426"/>
-            <w:shd w:fill="FFFFFF" w:val="clear"/>
-            <w:tcMar>
-              <w:top w:type="dxa" w:w="50"/>
-              <w:left w:type="dxa" w:w="90"/>
-              <w:bottom w:type="dxa" w:w="50"/>
-              <w:right w:type="dxa" w:w="90"/>
-            </w:tcMar>
-          </w:tcPr>
-          <w:p>
-            <w:r>
-              <w:rPr>
-                <w:color w:val="1F2937"/>
-                <w:sz w:val="19"/>
-                <w:szCs w:val="19"/>
-              </w:rPr>
-              <w:t xml:space="preserve">Permet de conserver visibles, en plus, les éléments de worksets PSY choisis.</w:t>
-            </w:r>
-          </w:p>
-        </w:tc>
-      </w:tr>
-      <w:tr>
-        <w:tc>
-          <w:tcPr>
-            <w:tcW w:type="dxa" w:w="2600"/>
+                <w:sz w:val="18"/>
+                <w:szCs w:val="18"/>
+              </w:rPr>
+              <w:t xml:space="preserve">systems-inventory.json</w:t>
+            </w:r>
+          </w:p>
+        </w:tc>
+        <w:tc>
+          <w:tcPr>
+            <w:tcW w:type="dxa" w:w="4226"/>
             <w:shd w:fill="EAF4F5" w:val="clear"/>
             <w:tcMar>
               <w:top w:type="dxa" w:w="50"/>
@@ -894,78 +2671,10 @@
             <w:r>
               <w:rPr>
                 <w:color w:val="1F2937"/>
-                <w:sz w:val="19"/>
-                <w:szCs w:val="19"/>
-              </w:rPr>
-              <w:t xml:space="preserve">Enregistrement de la vue</w:t>
-            </w:r>
-          </w:p>
-        </w:tc>
-        <w:tc>
-          <w:tcPr>
-            <w:tcW w:type="dxa" w:w="6426"/>
-            <w:shd w:fill="EAF4F5" w:val="clear"/>
-            <w:tcMar>
-              <w:top w:type="dxa" w:w="50"/>
-              <w:left w:type="dxa" w:w="90"/>
-              <w:bottom w:type="dxa" w:w="50"/>
-              <w:right w:type="dxa" w:w="90"/>
-            </w:tcMar>
-          </w:tcPr>
-          <w:p>
-            <w:r>
-              <w:rPr>
-                <w:color w:val="1F2937"/>
-                <w:sz w:val="19"/>
-                <w:szCs w:val="19"/>
-              </w:rPr>
-              <w:t xml:space="preserve">Duplique la vue filtrée, la nomme et y « fige » ses filtres sous des noms dédiés, pour conservation dans la maquette.</w:t>
-            </w:r>
-          </w:p>
-        </w:tc>
-      </w:tr>
-      <w:tr>
-        <w:tc>
-          <w:tcPr>
-            <w:tcW w:type="dxa" w:w="2600"/>
-            <w:shd w:fill="FFFFFF" w:val="clear"/>
-            <w:tcMar>
-              <w:top w:type="dxa" w:w="50"/>
-              <w:left w:type="dxa" w:w="90"/>
-              <w:bottom w:type="dxa" w:w="50"/>
-              <w:right w:type="dxa" w:w="90"/>
-            </w:tcMar>
-          </w:tcPr>
-          <w:p>
-            <w:r>
-              <w:rPr>
-                <w:color w:val="1F2937"/>
-                <w:sz w:val="19"/>
-                <w:szCs w:val="19"/>
-              </w:rPr>
-              <w:t xml:space="preserve">Interface WPF / MVVM</w:t>
-            </w:r>
-          </w:p>
-        </w:tc>
-        <w:tc>
-          <w:tcPr>
-            <w:tcW w:type="dxa" w:w="6426"/>
-            <w:shd w:fill="FFFFFF" w:val="clear"/>
-            <w:tcMar>
-              <w:top w:type="dxa" w:w="50"/>
-              <w:left w:type="dxa" w:w="90"/>
-              <w:bottom w:type="dxa" w:w="50"/>
-              <w:right w:type="dxa" w:w="90"/>
-            </w:tcMar>
-          </w:tcPr>
-          <w:p>
-            <w:r>
-              <w:rPr>
-                <w:color w:val="1F2937"/>
-                <w:sz w:val="19"/>
-                <w:szCs w:val="19"/>
-              </w:rPr>
-              <w:t xml:space="preserve">Fenêtre non modale reliée aux services via un pont ExternalEvent (API Revit appelée dans un contexte valide).</w:t>
+                <w:sz w:val="18"/>
+                <w:szCs w:val="18"/>
+              </w:rPr>
+              <w:t xml:space="preserve">Nom du fichier de sortie</w:t>
             </w:r>
           </w:p>
         </w:tc>
@@ -989,135 +2698,7 @@
           <w:sz w:val="24"/>
           <w:szCs w:val="24"/>
         </w:rPr>
-        <w:t xml:space="preserve">3.2 Socle technique</w:t>
-      </w:r>
-    </w:p>
-    <w:p>
-      <w:pPr>
-        <w:pStyle w:val="ListParagraph"/>
-        <w:numPr>
-          <w:ilvl w:val="0"/>
-          <w:numId w:val="2"/>
-        </w:numPr>
-        <w:spacing w:after="60"/>
-      </w:pPr>
-      <w:r>
-        <w:rPr>
-          <w:b/>
-          <w:bCs/>
-          <w:color w:val="1F2937"/>
-          <w:sz w:val="21"/>
-          <w:szCs w:val="21"/>
-        </w:rPr>
-        <w:t xml:space="preserve">Code nettoyé : </w:t>
-      </w:r>
-      <w:r>
-        <w:rPr>
-          <w:color w:val="1F2937"/>
-          <w:sz w:val="21"/>
-          <w:szCs w:val="21"/>
-        </w:rPr>
-        <w:t xml:space="preserve">suppression des chemins en dur, des boîtes de dialogue de débogage et du code dupliqué ; gestion d'erreurs propre.</w:t>
-      </w:r>
-    </w:p>
-    <w:p>
-      <w:pPr>
-        <w:pStyle w:val="ListParagraph"/>
-        <w:numPr>
-          <w:ilvl w:val="0"/>
-          <w:numId w:val="2"/>
-        </w:numPr>
-        <w:spacing w:after="60"/>
-      </w:pPr>
-      <w:r>
-        <w:rPr>
-          <w:b/>
-          <w:bCs/>
-          <w:color w:val="1F2937"/>
-          <w:sz w:val="21"/>
-          <w:szCs w:val="21"/>
-        </w:rPr>
-        <w:t xml:space="preserve">Paramètres centralisés : </w:t>
-      </w:r>
-      <w:r>
-        <w:rPr>
-          <w:color w:val="1F2937"/>
-          <w:sz w:val="21"/>
-          <w:szCs w:val="21"/>
-        </w:rPr>
-        <w:t xml:space="preserve">jeton du lien CVC, noms de paramètres partagés, conventions de nommage des filtres/vues et catégories ciblées sont tous configurables.</w:t>
-      </w:r>
-    </w:p>
-    <w:p>
-      <w:pPr>
-        <w:pStyle w:val="ListParagraph"/>
-        <w:numPr>
-          <w:ilvl w:val="0"/>
-          <w:numId w:val="2"/>
-        </w:numPr>
-        <w:spacing w:after="60"/>
-      </w:pPr>
-      <w:r>
-        <w:rPr>
-          <w:b/>
-          <w:bCs/>
-          <w:color w:val="1F2937"/>
-          <w:sz w:val="21"/>
-          <w:szCs w:val="21"/>
-        </w:rPr>
-        <w:t xml:space="preserve">Multi-ciblage : </w:t>
-      </w:r>
-      <w:r>
-        <w:rPr>
-          <w:color w:val="1F2937"/>
-          <w:sz w:val="21"/>
-          <w:szCs w:val="21"/>
-        </w:rPr>
-        <w:t xml:space="preserve">un seul code source compilé pour Revit 2026 et 2027.</w:t>
-      </w:r>
-    </w:p>
-    <w:p>
-      <w:pPr>
-        <w:pStyle w:val="ListParagraph"/>
-        <w:numPr>
-          <w:ilvl w:val="0"/>
-          <w:numId w:val="2"/>
-        </w:numPr>
-        <w:spacing w:after="60"/>
-      </w:pPr>
-      <w:r>
-        <w:rPr>
-          <w:b/>
-          <w:bCs/>
-          <w:color w:val="1F2937"/>
-          <w:sz w:val="21"/>
-          <w:szCs w:val="21"/>
-        </w:rPr>
-        <w:t xml:space="preserve">Intégration continue : </w:t>
-      </w:r>
-      <w:r>
-        <w:rPr>
-          <w:color w:val="1F2937"/>
-          <w:sz w:val="21"/>
-          <w:szCs w:val="21"/>
-        </w:rPr>
-        <w:t xml:space="preserve">workflow GitHub Actions compilant les deux cibles à chaque push (API Revit référencée via NuGet, build sans Revit installé).</w:t>
-      </w:r>
-    </w:p>
-    <w:p>
-      <w:pPr>
-        <w:pStyle w:val="Heading1"/>
-        <w:spacing w:after="140" w:before="320"/>
-      </w:pPr>
-      <w:r>
-        <w:rPr>
-          <w:b/>
-          <w:bCs/>
-          <w:color w:val="0E7C86"/>
-          <w:sz w:val="30"/>
-          <w:szCs w:val="30"/>
-        </w:rPr>
-        <w:t xml:space="preserve">4. Fonctionnement de la version APS Design Automation</w:t>
+        <w:t xml:space="preserve">3.5 Bundle et publication APS</w:t>
       </w:r>
     </w:p>
     <w:p>
@@ -1130,41 +2711,57 @@
           <w:sz w:val="21"/>
           <w:szCs w:val="21"/>
         </w:rPr>
-        <w:t xml:space="preserve">APS Design Automation for Revit exécute Revit </w:t>
-      </w:r>
-      <w:r>
-        <w:rPr>
-          <w:b/>
-          <w:bCs/>
-          <w:color w:val="1F2937"/>
-          <w:sz w:val="21"/>
-          <w:szCs w:val="21"/>
-        </w:rPr>
-        <w:t xml:space="preserve">sans interface, dans le cloud Autodesk</w:t>
-      </w:r>
-      <w:r>
-        <w:rPr>
-          <w:color w:val="1F2937"/>
-          <w:sz w:val="21"/>
-          <w:szCs w:val="21"/>
-        </w:rPr>
-        <w:t xml:space="preserve">. La version headless réutilise les services Core : elle ne contient aucune logique métier propre, uniquement l'orchestration d'entrée/sortie.</w:t>
-      </w:r>
-    </w:p>
-    <w:p>
-      <w:pPr>
-        <w:pStyle w:val="Heading2"/>
-        <w:spacing w:after="100" w:before="220"/>
-      </w:pPr>
-      <w:r>
-        <w:rPr>
-          <w:b/>
-          <w:bCs/>
-          <w:color w:val="1F2937"/>
-          <w:sz w:val="24"/>
-          <w:szCs w:val="24"/>
-        </w:rPr>
-        <w:t xml:space="preserve">4.1 Flux d'exécution</w:t>
+        <w:t xml:space="preserve">Point d'entrée : </w:t>
+      </w:r>
+      <w:r>
+        <w:rPr>
+          <w:rFonts w:ascii="Consolas" w:cs="Consolas" w:eastAsia="Consolas" w:hAnsi="Consolas"/>
+          <w:color w:val="1F2937"/>
+          <w:sz w:val="19"/>
+          <w:szCs w:val="19"/>
+        </w:rPr>
+        <w:t xml:space="preserve">SystemFilterDbApplication</w:t>
+      </w:r>
+      <w:r>
+        <w:rPr>
+          <w:color w:val="1F2937"/>
+          <w:sz w:val="21"/>
+          <w:szCs w:val="21"/>
+        </w:rPr>
+        <w:t xml:space="preserve"> (IExternalDBApplication), branché sur DesignAutomationReadyEvent. Le bundle cible les deux moteurs (R2026 + R2027) ; DesignAutomationBridge est fourni par le moteur à l'exécution (non embarqué).</w:t>
+      </w:r>
+    </w:p>
+    <w:p>
+      <w:pPr>
+        <w:shd w:fill="F3F4F6" w:val="clear"/>
+        <w:spacing w:after="0"/>
+      </w:pPr>
+      <w:r>
+        <w:rPr>
+          <w:rFonts w:ascii="Consolas" w:cs="Consolas" w:eastAsia="Consolas" w:hAnsi="Consolas"/>
+          <w:color w:val="111827"/>
+          <w:sz w:val="18"/>
+          <w:szCs w:val="18"/>
+        </w:rPr>
+        <w:t xml:space="preserve">pwsh ./build/package-da.ps1   -&gt;   artifacts/EgisSystemFilter.bundle(.zip)</w:t>
+      </w:r>
+    </w:p>
+    <w:p>
+      <w:pPr>
+        <w:spacing w:after="80"/>
+      </w:pPr>
+    </w:p>
+    <w:p>
+      <w:pPr>
+        <w:spacing w:after="120"/>
+      </w:pPr>
+      <w:r>
+        <w:rPr>
+          <w:color w:val="1F2937"/>
+          <w:sz w:val="21"/>
+          <w:szCs w:val="21"/>
+        </w:rPr>
+        <w:t xml:space="preserve">Côté compte Autodesk (hors dépôt) :</w:t>
       </w:r>
     </w:p>
     <w:p>
@@ -1178,11 +2775,21 @@
       </w:pPr>
       <w:r>
         <w:rPr>
-          <w:color w:val="1F2937"/>
-          <w:sz w:val="21"/>
-          <w:szCs w:val="21"/>
-        </w:rPr>
-        <w:t xml:space="preserve">Le moteur déclenche l'événement DesignAutomationReadyEvent, capté par SystemFilterDbApplication.</w:t>
+          <w:b/>
+          <w:bCs/>
+          <w:color w:val="1F2937"/>
+          <w:sz w:val="21"/>
+          <w:szCs w:val="21"/>
+        </w:rPr>
+        <w:t xml:space="preserve">AppBundle : </w:t>
+      </w:r>
+      <w:r>
+        <w:rPr>
+          <w:color w:val="1F2937"/>
+          <w:sz w:val="21"/>
+          <w:szCs w:val="21"/>
+        </w:rPr>
+        <w:t xml:space="preserve">téléverser le .zip, moteur Autodesk.Revit+2026 (ou +2027).</w:t>
       </w:r>
     </w:p>
     <w:p>
@@ -1196,11 +2803,21 @@
       </w:pPr>
       <w:r>
         <w:rPr>
-          <w:color w:val="1F2937"/>
-          <w:sz w:val="21"/>
-          <w:szCs w:val="21"/>
-        </w:rPr>
-        <w:t xml:space="preserve">Les paramètres sont lus depuis params.json (fichier d'entrée du workitem).</w:t>
+          <w:b/>
+          <w:bCs/>
+          <w:color w:val="1F2937"/>
+          <w:sz w:val="21"/>
+          <w:szCs w:val="21"/>
+        </w:rPr>
+        <w:t xml:space="preserve">Activity : </w:t>
+      </w:r>
+      <w:r>
+        <w:rPr>
+          <w:color w:val="1F2937"/>
+          <w:sz w:val="21"/>
+          <w:szCs w:val="21"/>
+        </w:rPr>
+        <w:t xml:space="preserve">entrées rvtFile et options (→ options.json), sortie result (→ systems-inventory.json).</w:t>
       </w:r>
     </w:p>
     <w:p>
@@ -1214,953 +2831,9 @@
       </w:pPr>
       <w:r>
         <w:rPr>
-          <w:color w:val="1F2937"/>
-          <w:sz w:val="21"/>
-          <w:szCs w:val="21"/>
-        </w:rPr>
-        <w:t xml:space="preserve">SystemFilterAutomation crée une vue 3D isométrique de vérification.</w:t>
-      </w:r>
-    </w:p>
-    <w:p>
-      <w:pPr>
-        <w:pStyle w:val="ListParagraph"/>
-        <w:numPr>
-          <w:ilvl w:val="0"/>
-          <w:numId w:val="3"/>
-        </w:numPr>
-        <w:spacing w:after="60"/>
-      </w:pPr>
-      <w:r>
-        <w:rPr>
-          <w:color w:val="1F2937"/>
-          <w:sz w:val="21"/>
-          <w:szCs w:val="21"/>
-        </w:rPr>
-        <w:t xml:space="preserve">Le service partagé ViewFilterService applique les filtres (réseaux + équipements).</w:t>
-      </w:r>
-    </w:p>
-    <w:p>
-      <w:pPr>
-        <w:pStyle w:val="ListParagraph"/>
-        <w:numPr>
-          <w:ilvl w:val="0"/>
-          <w:numId w:val="3"/>
-        </w:numPr>
-        <w:spacing w:after="60"/>
-      </w:pPr>
-      <w:r>
-        <w:rPr>
-          <w:color w:val="1F2937"/>
-          <w:sz w:val="21"/>
-          <w:szCs w:val="21"/>
-        </w:rPr>
-        <w:t xml:space="preserve">Le document est enregistré sous result.rvt (fichier de sortie).</w:t>
-      </w:r>
-    </w:p>
-    <w:p>
-      <w:pPr>
-        <w:spacing w:after="80"/>
-      </w:pPr>
-    </w:p>
-    <w:p>
-      <w:pPr>
-        <w:pBdr>
-          <w:top w:val="single" w:color="D1D5DB" w:sz="4"/>
-          <w:left w:val="single" w:color="D1D5DB" w:sz="4"/>
-          <w:bottom w:val="single" w:color="D1D5DB" w:sz="4"/>
-          <w:right w:val="single" w:color="D1D5DB" w:sz="4"/>
-        </w:pBdr>
-        <w:shd w:fill="F3F4F6" w:val="clear"/>
-        <w:spacing w:after="120"/>
-      </w:pPr>
-      <w:r>
-        <w:rPr>
-          <w:rFonts w:ascii="Consolas" w:cs="Consolas" w:eastAsia="Consolas" w:hAnsi="Consolas"/>
-          <w:color w:val="111827"/>
-          <w:sz w:val="19"/>
-          <w:szCs w:val="19"/>
-        </w:rPr>
-        <w:t xml:space="preserve">params.json  -&gt;  DesignAutomationInput  -&gt;  SystemFilterAutomation.Run(doc, input)</w:t>
-      </w:r>
-    </w:p>
-    <w:p>
-      <w:pPr>
-        <w:pBdr>
-          <w:top w:val="single" w:color="D1D5DB" w:sz="4"/>
-          <w:left w:val="single" w:color="D1D5DB" w:sz="4"/>
-          <w:bottom w:val="single" w:color="D1D5DB" w:sz="4"/>
-          <w:right w:val="single" w:color="D1D5DB" w:sz="4"/>
-        </w:pBdr>
-        <w:shd w:fill="F3F4F6" w:val="clear"/>
-        <w:spacing w:after="120"/>
-      </w:pPr>
-      <w:r>
-        <w:rPr>
-          <w:rFonts w:ascii="Consolas" w:cs="Consolas" w:eastAsia="Consolas" w:hAnsi="Consolas"/>
-          <w:color w:val="111827"/>
-          <w:sz w:val="19"/>
-          <w:szCs w:val="19"/>
-        </w:rPr>
-        <w:t xml:space="preserve">                                               |-- CvcLinkResolver (Core)</w:t>
-      </w:r>
-    </w:p>
-    <w:p>
-      <w:pPr>
-        <w:pBdr>
-          <w:top w:val="single" w:color="D1D5DB" w:sz="4"/>
-          <w:left w:val="single" w:color="D1D5DB" w:sz="4"/>
-          <w:bottom w:val="single" w:color="D1D5DB" w:sz="4"/>
-          <w:right w:val="single" w:color="D1D5DB" w:sz="4"/>
-        </w:pBdr>
-        <w:shd w:fill="F3F4F6" w:val="clear"/>
-        <w:spacing w:after="120"/>
-      </w:pPr>
-      <w:r>
-        <w:rPr>
-          <w:rFonts w:ascii="Consolas" w:cs="Consolas" w:eastAsia="Consolas" w:hAnsi="Consolas"/>
-          <w:color w:val="111827"/>
-          <w:sz w:val="19"/>
-          <w:szCs w:val="19"/>
-        </w:rPr>
-        <w:t xml:space="preserve">                                               '-- ViewFilterService (Core)  -&gt;  result.rvt</w:t>
-      </w:r>
-    </w:p>
-    <w:p>
-      <w:pPr>
-        <w:pStyle w:val="Heading2"/>
-        <w:spacing w:after="100" w:before="220"/>
-      </w:pPr>
-      <w:r>
-        <w:rPr>
           <w:b/>
           <w:bCs/>
           <w:color w:val="1F2937"/>
-          <w:sz w:val="24"/>
-          <w:szCs w:val="24"/>
-        </w:rPr>
-        <w:t xml:space="preserve">4.2 Paramètres d'entrée (params.json)</w:t>
-      </w:r>
-    </w:p>
-    <w:tbl>
-      <w:tblPr>
-        <w:tblW w:type="dxa" w:w="9026"/>
-        <w:tblBorders>
-          <w:top w:val="single" w:color="auto" w:sz="4"/>
-          <w:left w:val="single" w:color="auto" w:sz="4"/>
-          <w:bottom w:val="single" w:color="auto" w:sz="4"/>
-          <w:right w:val="single" w:color="auto" w:sz="4"/>
-          <w:insideH w:val="single" w:color="auto" w:sz="4"/>
-          <w:insideV w:val="single" w:color="auto" w:sz="4"/>
-        </w:tblBorders>
-        <w:tblLayout w:type="fixed"/>
-      </w:tblPr>
-      <w:tblGrid>
-        <w:gridCol w:w="2600"/>
-        <w:gridCol w:w="1400"/>
-        <w:gridCol w:w="5026"/>
-      </w:tblGrid>
-      <w:tr>
-        <w:trPr>
-          <w:tblHeader/>
-        </w:trPr>
-        <w:tc>
-          <w:tcPr>
-            <w:tcW w:type="dxa" w:w="2600"/>
-            <w:shd w:fill="0E7C86" w:val="clear"/>
-            <w:tcMar>
-              <w:top w:type="dxa" w:w="60"/>
-              <w:left w:type="dxa" w:w="90"/>
-              <w:bottom w:type="dxa" w:w="60"/>
-              <w:right w:type="dxa" w:w="90"/>
-            </w:tcMar>
-          </w:tcPr>
-          <w:p>
-            <w:r>
-              <w:rPr>
-                <w:b/>
-                <w:bCs/>
-                <w:color w:val="FFFFFF"/>
-                <w:sz w:val="20"/>
-                <w:szCs w:val="20"/>
-              </w:rPr>
-              <w:t xml:space="preserve">Champ</w:t>
-            </w:r>
-          </w:p>
-        </w:tc>
-        <w:tc>
-          <w:tcPr>
-            <w:tcW w:type="dxa" w:w="1400"/>
-            <w:shd w:fill="0E7C86" w:val="clear"/>
-            <w:tcMar>
-              <w:top w:type="dxa" w:w="60"/>
-              <w:left w:type="dxa" w:w="90"/>
-              <w:bottom w:type="dxa" w:w="60"/>
-              <w:right w:type="dxa" w:w="90"/>
-            </w:tcMar>
-          </w:tcPr>
-          <w:p>
-            <w:r>
-              <w:rPr>
-                <w:b/>
-                <w:bCs/>
-                <w:color w:val="FFFFFF"/>
-                <w:sz w:val="20"/>
-                <w:szCs w:val="20"/>
-              </w:rPr>
-              <w:t xml:space="preserve">Type</w:t>
-            </w:r>
-          </w:p>
-        </w:tc>
-        <w:tc>
-          <w:tcPr>
-            <w:tcW w:type="dxa" w:w="5026"/>
-            <w:shd w:fill="0E7C86" w:val="clear"/>
-            <w:tcMar>
-              <w:top w:type="dxa" w:w="60"/>
-              <w:left w:type="dxa" w:w="90"/>
-              <w:bottom w:type="dxa" w:w="60"/>
-              <w:right w:type="dxa" w:w="90"/>
-            </w:tcMar>
-          </w:tcPr>
-          <w:p>
-            <w:r>
-              <w:rPr>
-                <w:b/>
-                <w:bCs/>
-                <w:color w:val="FFFFFF"/>
-                <w:sz w:val="20"/>
-                <w:szCs w:val="20"/>
-              </w:rPr>
-              <w:t xml:space="preserve">Description</w:t>
-            </w:r>
-          </w:p>
-        </w:tc>
-      </w:tr>
-      <w:tr>
-        <w:tc>
-          <w:tcPr>
-            <w:tcW w:type="dxa" w:w="2600"/>
-            <w:shd w:fill="EAF4F5" w:val="clear"/>
-            <w:tcMar>
-              <w:top w:type="dxa" w:w="50"/>
-              <w:left w:type="dxa" w:w="90"/>
-              <w:bottom w:type="dxa" w:w="50"/>
-              <w:right w:type="dxa" w:w="90"/>
-            </w:tcMar>
-          </w:tcPr>
-          <w:p>
-            <w:r>
-              <w:rPr>
-                <w:color w:val="1F2937"/>
-                <w:sz w:val="19"/>
-                <w:szCs w:val="19"/>
-              </w:rPr>
-              <w:t xml:space="preserve">systemTypeNames</w:t>
-            </w:r>
-          </w:p>
-        </w:tc>
-        <w:tc>
-          <w:tcPr>
-            <w:tcW w:type="dxa" w:w="1400"/>
-            <w:shd w:fill="EAF4F5" w:val="clear"/>
-            <w:tcMar>
-              <w:top w:type="dxa" w:w="50"/>
-              <w:left w:type="dxa" w:w="90"/>
-              <w:bottom w:type="dxa" w:w="50"/>
-              <w:right w:type="dxa" w:w="90"/>
-            </w:tcMar>
-          </w:tcPr>
-          <w:p>
-            <w:r>
-              <w:rPr>
-                <w:color w:val="1F2937"/>
-                <w:sz w:val="19"/>
-                <w:szCs w:val="19"/>
-              </w:rPr>
-              <w:t xml:space="preserve">string[]</w:t>
-            </w:r>
-          </w:p>
-        </w:tc>
-        <w:tc>
-          <w:tcPr>
-            <w:tcW w:type="dxa" w:w="5026"/>
-            <w:shd w:fill="EAF4F5" w:val="clear"/>
-            <w:tcMar>
-              <w:top w:type="dxa" w:w="50"/>
-              <w:left w:type="dxa" w:w="90"/>
-              <w:bottom w:type="dxa" w:w="50"/>
-              <w:right w:type="dxa" w:w="90"/>
-            </w:tcMar>
-          </w:tcPr>
-          <w:p>
-            <w:r>
-              <w:rPr>
-                <w:color w:val="1F2937"/>
-                <w:sz w:val="19"/>
-                <w:szCs w:val="19"/>
-              </w:rPr>
-              <w:t xml:space="preserve">Types de systèmes à afficher</w:t>
-            </w:r>
-          </w:p>
-        </w:tc>
-      </w:tr>
-      <w:tr>
-        <w:tc>
-          <w:tcPr>
-            <w:tcW w:type="dxa" w:w="2600"/>
-            <w:shd w:fill="FFFFFF" w:val="clear"/>
-            <w:tcMar>
-              <w:top w:type="dxa" w:w="50"/>
-              <w:left w:type="dxa" w:w="90"/>
-              <w:bottom w:type="dxa" w:w="50"/>
-              <w:right w:type="dxa" w:w="90"/>
-            </w:tcMar>
-          </w:tcPr>
-          <w:p>
-            <w:r>
-              <w:rPr>
-                <w:color w:val="1F2937"/>
-                <w:sz w:val="19"/>
-                <w:szCs w:val="19"/>
-              </w:rPr>
-              <w:t xml:space="preserve">materialNames</w:t>
-            </w:r>
-          </w:p>
-        </w:tc>
-        <w:tc>
-          <w:tcPr>
-            <w:tcW w:type="dxa" w:w="1400"/>
-            <w:shd w:fill="FFFFFF" w:val="clear"/>
-            <w:tcMar>
-              <w:top w:type="dxa" w:w="50"/>
-              <w:left w:type="dxa" w:w="90"/>
-              <w:bottom w:type="dxa" w:w="50"/>
-              <w:right w:type="dxa" w:w="90"/>
-            </w:tcMar>
-          </w:tcPr>
-          <w:p>
-            <w:r>
-              <w:rPr>
-                <w:color w:val="1F2937"/>
-                <w:sz w:val="19"/>
-                <w:szCs w:val="19"/>
-              </w:rPr>
-              <w:t xml:space="preserve">string[]</w:t>
-            </w:r>
-          </w:p>
-        </w:tc>
-        <w:tc>
-          <w:tcPr>
-            <w:tcW w:type="dxa" w:w="5026"/>
-            <w:shd w:fill="FFFFFF" w:val="clear"/>
-            <w:tcMar>
-              <w:top w:type="dxa" w:w="50"/>
-              <w:left w:type="dxa" w:w="90"/>
-              <w:bottom w:type="dxa" w:w="50"/>
-              <w:right w:type="dxa" w:w="90"/>
-            </w:tcMar>
-          </w:tcPr>
-          <w:p>
-            <w:r>
-              <w:rPr>
-                <w:color w:val="1F2937"/>
-                <w:sz w:val="19"/>
-                <w:szCs w:val="19"/>
-              </w:rPr>
-              <w:t xml:space="preserve">Noms de matériel à afficher</w:t>
-            </w:r>
-          </w:p>
-        </w:tc>
-      </w:tr>
-      <w:tr>
-        <w:tc>
-          <w:tcPr>
-            <w:tcW w:type="dxa" w:w="2600"/>
-            <w:shd w:fill="EAF4F5" w:val="clear"/>
-            <w:tcMar>
-              <w:top w:type="dxa" w:w="50"/>
-              <w:left w:type="dxa" w:w="90"/>
-              <w:bottom w:type="dxa" w:w="50"/>
-              <w:right w:type="dxa" w:w="90"/>
-            </w:tcMar>
-          </w:tcPr>
-          <w:p>
-            <w:r>
-              <w:rPr>
-                <w:color w:val="1F2937"/>
-                <w:sz w:val="19"/>
-                <w:szCs w:val="19"/>
-              </w:rPr>
-              <w:t xml:space="preserve">worksetNames</w:t>
-            </w:r>
-          </w:p>
-        </w:tc>
-        <w:tc>
-          <w:tcPr>
-            <w:tcW w:type="dxa" w:w="1400"/>
-            <w:shd w:fill="EAF4F5" w:val="clear"/>
-            <w:tcMar>
-              <w:top w:type="dxa" w:w="50"/>
-              <w:left w:type="dxa" w:w="90"/>
-              <w:bottom w:type="dxa" w:w="50"/>
-              <w:right w:type="dxa" w:w="90"/>
-            </w:tcMar>
-          </w:tcPr>
-          <w:p>
-            <w:r>
-              <w:rPr>
-                <w:color w:val="1F2937"/>
-                <w:sz w:val="19"/>
-                <w:szCs w:val="19"/>
-              </w:rPr>
-              <w:t xml:space="preserve">string[]</w:t>
-            </w:r>
-          </w:p>
-        </w:tc>
-        <w:tc>
-          <w:tcPr>
-            <w:tcW w:type="dxa" w:w="5026"/>
-            <w:shd w:fill="EAF4F5" w:val="clear"/>
-            <w:tcMar>
-              <w:top w:type="dxa" w:w="50"/>
-              <w:left w:type="dxa" w:w="90"/>
-              <w:bottom w:type="dxa" w:w="50"/>
-              <w:right w:type="dxa" w:w="90"/>
-            </w:tcMar>
-          </w:tcPr>
-          <w:p>
-            <w:r>
-              <w:rPr>
-                <w:color w:val="1F2937"/>
-                <w:sz w:val="19"/>
-                <w:szCs w:val="19"/>
-              </w:rPr>
-              <w:t xml:space="preserve">Worksets PSY à conserver visibles</w:t>
-            </w:r>
-          </w:p>
-        </w:tc>
-      </w:tr>
-      <w:tr>
-        <w:tc>
-          <w:tcPr>
-            <w:tcW w:type="dxa" w:w="2600"/>
-            <w:shd w:fill="FFFFFF" w:val="clear"/>
-            <w:tcMar>
-              <w:top w:type="dxa" w:w="50"/>
-              <w:left w:type="dxa" w:w="90"/>
-              <w:bottom w:type="dxa" w:w="50"/>
-              <w:right w:type="dxa" w:w="90"/>
-            </w:tcMar>
-          </w:tcPr>
-          <w:p>
-            <w:r>
-              <w:rPr>
-                <w:color w:val="1F2937"/>
-                <w:sz w:val="19"/>
-                <w:szCs w:val="19"/>
-              </w:rPr>
-              <w:t xml:space="preserve">includePsyWorksets</w:t>
-            </w:r>
-          </w:p>
-        </w:tc>
-        <w:tc>
-          <w:tcPr>
-            <w:tcW w:type="dxa" w:w="1400"/>
-            <w:shd w:fill="FFFFFF" w:val="clear"/>
-            <w:tcMar>
-              <w:top w:type="dxa" w:w="50"/>
-              <w:left w:type="dxa" w:w="90"/>
-              <w:bottom w:type="dxa" w:w="50"/>
-              <w:right w:type="dxa" w:w="90"/>
-            </w:tcMar>
-          </w:tcPr>
-          <w:p>
-            <w:r>
-              <w:rPr>
-                <w:color w:val="1F2937"/>
-                <w:sz w:val="19"/>
-                <w:szCs w:val="19"/>
-              </w:rPr>
-              <w:t xml:space="preserve">bool</w:t>
-            </w:r>
-          </w:p>
-        </w:tc>
-        <w:tc>
-          <w:tcPr>
-            <w:tcW w:type="dxa" w:w="5026"/>
-            <w:shd w:fill="FFFFFF" w:val="clear"/>
-            <w:tcMar>
-              <w:top w:type="dxa" w:w="50"/>
-              <w:left w:type="dxa" w:w="90"/>
-              <w:bottom w:type="dxa" w:w="50"/>
-              <w:right w:type="dxa" w:w="90"/>
-            </w:tcMar>
-          </w:tcPr>
-          <w:p>
-            <w:r>
-              <w:rPr>
-                <w:color w:val="1F2937"/>
-                <w:sz w:val="19"/>
-                <w:szCs w:val="19"/>
-              </w:rPr>
-              <w:t xml:space="preserve">Active le filtre worksets</w:t>
-            </w:r>
-          </w:p>
-        </w:tc>
-      </w:tr>
-      <w:tr>
-        <w:tc>
-          <w:tcPr>
-            <w:tcW w:type="dxa" w:w="2600"/>
-            <w:shd w:fill="EAF4F5" w:val="clear"/>
-            <w:tcMar>
-              <w:top w:type="dxa" w:w="50"/>
-              <w:left w:type="dxa" w:w="90"/>
-              <w:bottom w:type="dxa" w:w="50"/>
-              <w:right w:type="dxa" w:w="90"/>
-            </w:tcMar>
-          </w:tcPr>
-          <w:p>
-            <w:r>
-              <w:rPr>
-                <w:color w:val="1F2937"/>
-                <w:sz w:val="19"/>
-                <w:szCs w:val="19"/>
-              </w:rPr>
-              <w:t xml:space="preserve">viewName</w:t>
-            </w:r>
-          </w:p>
-        </w:tc>
-        <w:tc>
-          <w:tcPr>
-            <w:tcW w:type="dxa" w:w="1400"/>
-            <w:shd w:fill="EAF4F5" w:val="clear"/>
-            <w:tcMar>
-              <w:top w:type="dxa" w:w="50"/>
-              <w:left w:type="dxa" w:w="90"/>
-              <w:bottom w:type="dxa" w:w="50"/>
-              <w:right w:type="dxa" w:w="90"/>
-            </w:tcMar>
-          </w:tcPr>
-          <w:p>
-            <w:r>
-              <w:rPr>
-                <w:color w:val="1F2937"/>
-                <w:sz w:val="19"/>
-                <w:szCs w:val="19"/>
-              </w:rPr>
-              <w:t xml:space="preserve">string</w:t>
-            </w:r>
-          </w:p>
-        </w:tc>
-        <w:tc>
-          <w:tcPr>
-            <w:tcW w:type="dxa" w:w="5026"/>
-            <w:shd w:fill="EAF4F5" w:val="clear"/>
-            <w:tcMar>
-              <w:top w:type="dxa" w:w="50"/>
-              <w:left w:type="dxa" w:w="90"/>
-              <w:bottom w:type="dxa" w:w="50"/>
-              <w:right w:type="dxa" w:w="90"/>
-            </w:tcMar>
-          </w:tcPr>
-          <w:p>
-            <w:r>
-              <w:rPr>
-                <w:color w:val="1F2937"/>
-                <w:sz w:val="19"/>
-                <w:szCs w:val="19"/>
-              </w:rPr>
-              <w:t xml:space="preserve">Nom de base de la vue générée</w:t>
-            </w:r>
-          </w:p>
-        </w:tc>
-      </w:tr>
-      <w:tr>
-        <w:tc>
-          <w:tcPr>
-            <w:tcW w:type="dxa" w:w="2600"/>
-            <w:shd w:fill="FFFFFF" w:val="clear"/>
-            <w:tcMar>
-              <w:top w:type="dxa" w:w="50"/>
-              <w:left w:type="dxa" w:w="90"/>
-              <w:bottom w:type="dxa" w:w="50"/>
-              <w:right w:type="dxa" w:w="90"/>
-            </w:tcMar>
-          </w:tcPr>
-          <w:p>
-            <w:r>
-              <w:rPr>
-                <w:color w:val="1F2937"/>
-                <w:sz w:val="19"/>
-                <w:szCs w:val="19"/>
-              </w:rPr>
-              <w:t xml:space="preserve">userPrefix</w:t>
-            </w:r>
-          </w:p>
-        </w:tc>
-        <w:tc>
-          <w:tcPr>
-            <w:tcW w:type="dxa" w:w="1400"/>
-            <w:shd w:fill="FFFFFF" w:val="clear"/>
-            <w:tcMar>
-              <w:top w:type="dxa" w:w="50"/>
-              <w:left w:type="dxa" w:w="90"/>
-              <w:bottom w:type="dxa" w:w="50"/>
-              <w:right w:type="dxa" w:w="90"/>
-            </w:tcMar>
-          </w:tcPr>
-          <w:p>
-            <w:r>
-              <w:rPr>
-                <w:color w:val="1F2937"/>
-                <w:sz w:val="19"/>
-                <w:szCs w:val="19"/>
-              </w:rPr>
-              <w:t xml:space="preserve">string</w:t>
-            </w:r>
-          </w:p>
-        </w:tc>
-        <w:tc>
-          <w:tcPr>
-            <w:tcW w:type="dxa" w:w="5026"/>
-            <w:shd w:fill="FFFFFF" w:val="clear"/>
-            <w:tcMar>
-              <w:top w:type="dxa" w:w="50"/>
-              <w:left w:type="dxa" w:w="90"/>
-              <w:bottom w:type="dxa" w:w="50"/>
-              <w:right w:type="dxa" w:w="90"/>
-            </w:tcMar>
-          </w:tcPr>
-          <w:p>
-            <w:r>
-              <w:rPr>
-                <w:color w:val="1F2937"/>
-                <w:sz w:val="19"/>
-                <w:szCs w:val="19"/>
-              </w:rPr>
-              <w:t xml:space="preserve">Préfixe des filtres et des vues</w:t>
-            </w:r>
-          </w:p>
-        </w:tc>
-      </w:tr>
-    </w:tbl>
-    <w:p>
-      <w:pPr>
-        <w:spacing w:after="80"/>
-      </w:pPr>
-    </w:p>
-    <w:p>
-      <w:pPr>
-        <w:pStyle w:val="Heading2"/>
-        <w:spacing w:after="100" w:before="220"/>
-      </w:pPr>
-      <w:r>
-        <w:rPr>
-          <w:b/>
-          <w:bCs/>
-          <w:color w:val="1F2937"/>
-          <w:sz w:val="24"/>
-          <w:szCs w:val="24"/>
-        </w:rPr>
-        <w:t xml:space="preserve">4.3 Bundle AppBundle</w:t>
-      </w:r>
-    </w:p>
-    <w:p>
-      <w:pPr>
-        <w:spacing w:after="120"/>
-      </w:pPr>
-      <w:r>
-        <w:rPr>
-          <w:color w:val="1F2937"/>
-          <w:sz w:val="21"/>
-          <w:szCs w:val="21"/>
-        </w:rPr>
-        <w:t xml:space="preserve">Le point d'entrée headless est </w:t>
-      </w:r>
-      <w:r>
-        <w:rPr>
-          <w:rFonts w:ascii="Consolas" w:cs="Consolas" w:eastAsia="Consolas" w:hAnsi="Consolas"/>
-          <w:color w:val="1F2937"/>
-          <w:sz w:val="19"/>
-          <w:szCs w:val="19"/>
-        </w:rPr>
-        <w:t xml:space="preserve">SystemFilterDbApplication</w:t>
-      </w:r>
-      <w:r>
-        <w:rPr>
-          <w:color w:val="1F2937"/>
-          <w:sz w:val="21"/>
-          <w:szCs w:val="21"/>
-        </w:rPr>
-        <w:t xml:space="preserve"> (IExternalDBApplication). Le composant DesignAutomationBridge est fourni par le moteur à l'exécution : il est référencé en compile-only et n'est donc pas embarqué dans le bundle.</w:t>
-      </w:r>
-    </w:p>
-    <w:p>
-      <w:pPr>
-        <w:spacing w:after="120"/>
-      </w:pPr>
-      <w:r>
-        <w:rPr>
-          <w:color w:val="1F2937"/>
-          <w:sz w:val="21"/>
-          <w:szCs w:val="21"/>
-        </w:rPr>
-        <w:t xml:space="preserve">Le bundle cible les deux moteurs (R2026 et R2027) via un PackageContents.xml multi-versions :</w:t>
-      </w:r>
-    </w:p>
-    <w:p>
-      <w:pPr>
-        <w:pBdr>
-          <w:top w:val="single" w:color="D1D5DB" w:sz="4"/>
-          <w:left w:val="single" w:color="D1D5DB" w:sz="4"/>
-          <w:bottom w:val="single" w:color="D1D5DB" w:sz="4"/>
-          <w:right w:val="single" w:color="D1D5DB" w:sz="4"/>
-        </w:pBdr>
-        <w:shd w:fill="F3F4F6" w:val="clear"/>
-        <w:spacing w:after="120"/>
-      </w:pPr>
-      <w:r>
-        <w:rPr>
-          <w:rFonts w:ascii="Consolas" w:cs="Consolas" w:eastAsia="Consolas" w:hAnsi="Consolas"/>
-          <w:color w:val="111827"/>
-          <w:sz w:val="19"/>
-          <w:szCs w:val="19"/>
-        </w:rPr>
-        <w:t xml:space="preserve">EgisSystemFilter.bundle/</w:t>
-      </w:r>
-    </w:p>
-    <w:p>
-      <w:pPr>
-        <w:pBdr>
-          <w:top w:val="single" w:color="D1D5DB" w:sz="4"/>
-          <w:left w:val="single" w:color="D1D5DB" w:sz="4"/>
-          <w:bottom w:val="single" w:color="D1D5DB" w:sz="4"/>
-          <w:right w:val="single" w:color="D1D5DB" w:sz="4"/>
-        </w:pBdr>
-        <w:shd w:fill="F3F4F6" w:val="clear"/>
-        <w:spacing w:after="120"/>
-      </w:pPr>
-      <w:r>
-        <w:rPr>
-          <w:rFonts w:ascii="Consolas" w:cs="Consolas" w:eastAsia="Consolas" w:hAnsi="Consolas"/>
-          <w:color w:val="111827"/>
-          <w:sz w:val="19"/>
-          <w:szCs w:val="19"/>
-        </w:rPr>
-        <w:t xml:space="preserve">  PackageContents.xml            (R2026 + R2027)</w:t>
-      </w:r>
-    </w:p>
-    <w:p>
-      <w:pPr>
-        <w:pBdr>
-          <w:top w:val="single" w:color="D1D5DB" w:sz="4"/>
-          <w:left w:val="single" w:color="D1D5DB" w:sz="4"/>
-          <w:bottom w:val="single" w:color="D1D5DB" w:sz="4"/>
-          <w:right w:val="single" w:color="D1D5DB" w:sz="4"/>
-        </w:pBdr>
-        <w:shd w:fill="F3F4F6" w:val="clear"/>
-        <w:spacing w:after="120"/>
-      </w:pPr>
-      <w:r>
-        <w:rPr>
-          <w:rFonts w:ascii="Consolas" w:cs="Consolas" w:eastAsia="Consolas" w:hAnsi="Consolas"/>
-          <w:color w:val="111827"/>
-          <w:sz w:val="19"/>
-          <w:szCs w:val="19"/>
-        </w:rPr>
-        <w:t xml:space="preserve">  Contents/2026/  DLL + .addin   (net8)</w:t>
-      </w:r>
-    </w:p>
-    <w:p>
-      <w:pPr>
-        <w:pBdr>
-          <w:top w:val="single" w:color="D1D5DB" w:sz="4"/>
-          <w:left w:val="single" w:color="D1D5DB" w:sz="4"/>
-          <w:bottom w:val="single" w:color="D1D5DB" w:sz="4"/>
-          <w:right w:val="single" w:color="D1D5DB" w:sz="4"/>
-        </w:pBdr>
-        <w:shd w:fill="F3F4F6" w:val="clear"/>
-        <w:spacing w:after="120"/>
-      </w:pPr>
-      <w:r>
-        <w:rPr>
-          <w:rFonts w:ascii="Consolas" w:cs="Consolas" w:eastAsia="Consolas" w:hAnsi="Consolas"/>
-          <w:color w:val="111827"/>
-          <w:sz w:val="19"/>
-          <w:szCs w:val="19"/>
-        </w:rPr>
-        <w:t xml:space="preserve">  Contents/2027/  DLL + .addin   (net10)</w:t>
-      </w:r>
-    </w:p>
-    <w:p>
-      <w:pPr>
-        <w:spacing w:after="80"/>
-      </w:pPr>
-    </w:p>
-    <w:p>
-      <w:pPr>
-        <w:spacing w:after="120"/>
-      </w:pPr>
-      <w:r>
-        <w:rPr>
-          <w:color w:val="1F2937"/>
-          <w:sz w:val="21"/>
-          <w:szCs w:val="21"/>
-        </w:rPr>
-        <w:t xml:space="preserve">Fabrication du bundle (script fourni) :</w:t>
-      </w:r>
-    </w:p>
-    <w:p>
-      <w:pPr>
-        <w:pBdr>
-          <w:top w:val="single" w:color="D1D5DB" w:sz="4"/>
-          <w:left w:val="single" w:color="D1D5DB" w:sz="4"/>
-          <w:bottom w:val="single" w:color="D1D5DB" w:sz="4"/>
-          <w:right w:val="single" w:color="D1D5DB" w:sz="4"/>
-        </w:pBdr>
-        <w:shd w:fill="F3F4F6" w:val="clear"/>
-        <w:spacing w:after="120"/>
-      </w:pPr>
-      <w:r>
-        <w:rPr>
-          <w:rFonts w:ascii="Consolas" w:cs="Consolas" w:eastAsia="Consolas" w:hAnsi="Consolas"/>
-          <w:color w:val="111827"/>
-          <w:sz w:val="19"/>
-          <w:szCs w:val="19"/>
-        </w:rPr>
-        <w:t xml:space="preserve">pwsh ./build/package-da.ps1</w:t>
-      </w:r>
-    </w:p>
-    <w:p>
-      <w:pPr>
-        <w:spacing w:after="120"/>
-      </w:pPr>
-      <w:r>
-        <w:rPr>
-          <w:color w:val="1F2937"/>
-          <w:sz w:val="21"/>
-          <w:szCs w:val="21"/>
-        </w:rPr>
-        <w:t xml:space="preserve">Produit </w:t>
-      </w:r>
-      <w:r>
-        <w:rPr>
-          <w:rFonts w:ascii="Consolas" w:cs="Consolas" w:eastAsia="Consolas" w:hAnsi="Consolas"/>
-          <w:color w:val="1F2937"/>
-          <w:sz w:val="19"/>
-          <w:szCs w:val="19"/>
-        </w:rPr>
-        <w:t xml:space="preserve">artifacts/EgisSystemFilter.bundle/</w:t>
-      </w:r>
-      <w:r>
-        <w:rPr>
-          <w:color w:val="1F2937"/>
-          <w:sz w:val="21"/>
-          <w:szCs w:val="21"/>
-        </w:rPr>
-        <w:t xml:space="preserve"> et son .zip prêt à téléverser.</w:t>
-      </w:r>
-    </w:p>
-    <w:p>
-      <w:pPr>
-        <w:pStyle w:val="Heading2"/>
-        <w:spacing w:after="100" w:before="220"/>
-      </w:pPr>
-      <w:r>
-        <w:rPr>
-          <w:b/>
-          <w:bCs/>
-          <w:color w:val="1F2937"/>
-          <w:sz w:val="24"/>
-          <w:szCs w:val="24"/>
-        </w:rPr>
-        <w:t xml:space="preserve">4.4 Étapes côté APS (compte Autodesk)</w:t>
-      </w:r>
-    </w:p>
-    <w:p>
-      <w:pPr>
-        <w:spacing w:after="120"/>
-      </w:pPr>
-      <w:r>
-        <w:rPr>
-          <w:color w:val="1F2937"/>
-          <w:sz w:val="21"/>
-          <w:szCs w:val="21"/>
-        </w:rPr>
-        <w:t xml:space="preserve">Ces étapes se font hors dépôt (CLI APS, portail ou client), avec des identifiants APS :</w:t>
-      </w:r>
-    </w:p>
-    <w:p>
-      <w:pPr>
-        <w:pStyle w:val="ListParagraph"/>
-        <w:numPr>
-          <w:ilvl w:val="0"/>
-          <w:numId w:val="3"/>
-        </w:numPr>
-        <w:spacing w:after="60"/>
-      </w:pPr>
-      <w:r>
-        <w:rPr>
-          <w:b/>
-          <w:bCs/>
-          <w:color w:val="1F2937"/>
-          <w:sz w:val="21"/>
-          <w:szCs w:val="21"/>
-        </w:rPr>
-        <w:t xml:space="preserve">AppBundle : </w:t>
-      </w:r>
-      <w:r>
-        <w:rPr>
-          <w:color w:val="1F2937"/>
-          <w:sz w:val="21"/>
-          <w:szCs w:val="21"/>
-        </w:rPr>
-        <w:t xml:space="preserve">téléverser le .zip, moteur Autodesk.Revit+2026 (ou +2027), créer un alias.</w:t>
-      </w:r>
-    </w:p>
-    <w:p>
-      <w:pPr>
-        <w:pStyle w:val="ListParagraph"/>
-        <w:numPr>
-          <w:ilvl w:val="0"/>
-          <w:numId w:val="3"/>
-        </w:numPr>
-        <w:spacing w:after="60"/>
-      </w:pPr>
-      <w:r>
-        <w:rPr>
-          <w:b/>
-          <w:bCs/>
-          <w:color w:val="1F2937"/>
-          <w:sz w:val="21"/>
-          <w:szCs w:val="21"/>
-        </w:rPr>
-        <w:t xml:space="preserve">Activity : </w:t>
-      </w:r>
-      <w:r>
-        <w:rPr>
-          <w:color w:val="1F2937"/>
-          <w:sz w:val="21"/>
-          <w:szCs w:val="21"/>
-        </w:rPr>
-        <w:t xml:space="preserve">déclarer les paramètres rvtFile (entrée), params -&gt; params.json (entrée), result -&gt; result.rvt (sortie) ; créer un alias.</w:t>
-      </w:r>
-    </w:p>
-    <w:p>
-      <w:pPr>
-        <w:pStyle w:val="ListParagraph"/>
-        <w:numPr>
-          <w:ilvl w:val="0"/>
-          <w:numId w:val="3"/>
-        </w:numPr>
-        <w:spacing w:after="60"/>
-      </w:pPr>
-      <w:r>
-        <w:rPr>
-          <w:b/>
-          <w:bCs/>
-          <w:color w:val="1F2937"/>
           <w:sz w:val="21"/>
           <w:szCs w:val="21"/>
         </w:rPr>
@@ -2172,7 +2845,7 @@
           <w:sz w:val="21"/>
           <w:szCs w:val="21"/>
         </w:rPr>
-        <w:t xml:space="preserve">poster les URLs signées des entrées/sorties pour lancer l'exécution.</w:t>
+        <w:t xml:space="preserve">poster les URLs signées pour lancer l'exécution.</w:t>
       </w:r>
     </w:p>
     <w:p>
@@ -2188,7 +2861,7 @@
           <w:sz w:val="30"/>
           <w:szCs w:val="30"/>
         </w:rPr>
-        <w:t xml:space="preserve">5. État et périmètre</w:t>
+        <w:t xml:space="preserve">4. État et périmètre</w:t>
       </w:r>
     </w:p>
     <w:tbl>
@@ -2277,10 +2950,10 @@
             <w:r>
               <w:rPr>
                 <w:color w:val="1F2937"/>
-                <w:sz w:val="19"/>
-                <w:szCs w:val="19"/>
-              </w:rPr>
-              <w:t xml:space="preserve">Add-in interactif (2026 + 2027)</w:t>
+                <w:sz w:val="18"/>
+                <w:szCs w:val="18"/>
+              </w:rPr>
+              <w:t xml:space="preserve">Add-in interactif (filtrage, 2026 + 2027)</w:t>
             </w:r>
           </w:p>
         </w:tc>
@@ -2299,8 +2972,8 @@
             <w:r>
               <w:rPr>
                 <w:color w:val="1F2937"/>
-                <w:sz w:val="19"/>
-                <w:szCs w:val="19"/>
+                <w:sz w:val="18"/>
+                <w:szCs w:val="18"/>
               </w:rPr>
               <w:t xml:space="preserve">Opérationnel, compilé</w:t>
             </w:r>
@@ -2323,10 +2996,10 @@
             <w:r>
               <w:rPr>
                 <w:color w:val="1F2937"/>
-                <w:sz w:val="19"/>
-                <w:szCs w:val="19"/>
-              </w:rPr>
-              <w:t xml:space="preserve">Couche de services Core</w:t>
+                <w:sz w:val="18"/>
+                <w:szCs w:val="18"/>
+              </w:rPr>
+              <w:t xml:space="preserve">Service d'inventaire Core (gaines + tuyauterie)</w:t>
             </w:r>
           </w:p>
         </w:tc>
@@ -2345,10 +3018,10 @@
             <w:r>
               <w:rPr>
                 <w:color w:val="1F2937"/>
-                <w:sz w:val="19"/>
-                <w:szCs w:val="19"/>
-              </w:rPr>
-              <w:t xml:space="preserve">Opérationnelle, partagée</w:t>
+                <w:sz w:val="18"/>
+                <w:szCs w:val="18"/>
+              </w:rPr>
+              <w:t xml:space="preserve">Opérationnel</w:t>
             </w:r>
           </w:p>
         </w:tc>
@@ -2369,10 +3042,10 @@
             <w:r>
               <w:rPr>
                 <w:color w:val="1F2937"/>
-                <w:sz w:val="19"/>
-                <w:szCs w:val="19"/>
-              </w:rPr>
-              <w:t xml:space="preserve">Version Design Automation (code + bundle)</w:t>
+                <w:sz w:val="18"/>
+                <w:szCs w:val="18"/>
+              </w:rPr>
+              <w:t xml:space="preserve">Export Design Automation + bundle</w:t>
             </w:r>
           </w:p>
         </w:tc>
@@ -2391,10 +3064,10 @@
             <w:r>
               <w:rPr>
                 <w:color w:val="1F2937"/>
-                <w:sz w:val="19"/>
-                <w:szCs w:val="19"/>
-              </w:rPr>
-              <w:t xml:space="preserve">Opérationnelle, prête à packager</w:t>
+                <w:sz w:val="18"/>
+                <w:szCs w:val="18"/>
+              </w:rPr>
+              <w:t xml:space="preserve">Opérationnel, prêt à packager</w:t>
             </w:r>
           </w:p>
         </w:tc>
@@ -2415,8 +3088,8 @@
             <w:r>
               <w:rPr>
                 <w:color w:val="1F2937"/>
-                <w:sz w:val="19"/>
-                <w:szCs w:val="19"/>
+                <w:sz w:val="18"/>
+                <w:szCs w:val="18"/>
               </w:rPr>
               <w:t xml:space="preserve">Publication APS (AppBundle / Activity / WorkItem)</w:t>
             </w:r>
@@ -2437,8 +3110,8 @@
             <w:r>
               <w:rPr>
                 <w:color w:val="1F2937"/>
-                <w:sz w:val="19"/>
-                <w:szCs w:val="19"/>
+                <w:sz w:val="18"/>
+                <w:szCs w:val="18"/>
               </w:rPr>
               <w:t xml:space="preserve">À réaliser côté compte Autodesk</w:t>
             </w:r>
@@ -2461,8 +3134,8 @@
             <w:r>
               <w:rPr>
                 <w:color w:val="1F2937"/>
-                <w:sz w:val="19"/>
-                <w:szCs w:val="19"/>
+                <w:sz w:val="18"/>
+                <w:szCs w:val="18"/>
               </w:rPr>
               <w:t xml:space="preserve">Intégration continue GitHub Actions</w:t>
             </w:r>
@@ -2483,8 +3156,8 @@
             <w:r>
               <w:rPr>
                 <w:color w:val="1F2937"/>
-                <w:sz w:val="19"/>
-                <w:szCs w:val="19"/>
+                <w:sz w:val="18"/>
+                <w:szCs w:val="18"/>
               </w:rPr>
               <w:t xml:space="preserve">En place (build 2 cibles)</w:t>
             </w:r>
